--- a/deliverables/模块实验报告/01_捕获模块设计方案.docx
+++ b/deliverables/模块实验报告/01_捕获模块设计方案.docx
@@ -3648,138 +3648,722 @@
       <w:pPr>
         <w:pStyle w:val="1"/>
         <w:pageBreakBefore/>
-        <w:rPr>
-          <w:rFonts w:ascii="宋体" w:eastAsia="宋体" w:hAnsi="宋体"/>
-          <w:lang w:eastAsia="zh-CN"/>
-        </w:rPr>
       </w:pPr>
       <w:r>
-        <w:rPr>
-          <w:rFonts w:ascii="宋体" w:eastAsia="宋体" w:hAnsi="宋体" w:hint="eastAsia"/>
-          <w:lang w:eastAsia="zh-CN"/>
-        </w:rPr>
-        <w:lastRenderedPageBreak/>
-        <w:t>附录 单星捕获设计方案</w:t>
-      </w:r>
-      <w:r>
-        <w:rPr>
-          <w:rFonts w:ascii="宋体" w:eastAsia="宋体" w:hAnsi="宋体" w:hint="eastAsia"/>
-          <w:lang w:eastAsia="zh-CN"/>
-        </w:rPr>
-        <w:t/>
-      </w:r>
-      <w:r>
-        <w:rPr>
-          <w:rFonts w:ascii="宋体" w:eastAsia="宋体" w:hAnsi="宋体" w:cs="微软雅黑" w:hint="eastAsia"/>
-          <w:lang w:eastAsia="zh-CN"/>
-        </w:rPr>
-        <w:t/>
+        <w:t>附录 单星捕获模块设计方案</w:t>
       </w:r>
     </w:p>
     <w:p>
       <w:pPr>
         <w:pStyle w:val="21"/>
-        <w:rPr>
-          <w:rFonts w:eastAsia="宋体" w:hint="eastAsia"/>
-          <w:lang w:eastAsia="zh-CN"/>
-        </w:rPr>
+        <w:pageBreakBefore w:val="0"/>
       </w:pPr>
       <w:r>
-        <w:rPr>
-          <w:lang w:eastAsia="zh-CN"/>
-        </w:rPr>
-        <w:t xml:space="preserve">1.1 设计目标与输入条件</w:t>
-      </w:r>
-      <w:r>
-        <w:rPr>
-          <w:rFonts w:ascii="宋体" w:eastAsia="宋体" w:hAnsi="宋体"/>
-          <w:lang w:eastAsia="zh-CN"/>
-        </w:rPr>
-        <w:t/>
-      </w:r>
-      <w:r>
-        <w:rPr>
-          <w:rFonts w:ascii="宋体" w:eastAsia="宋体" w:hAnsi="宋体" w:hint="eastAsia"/>
-          <w:lang w:eastAsia="zh-CN"/>
-        </w:rPr>
-        <w:t/>
+        <w:t>1.1 设计目标与结构选择</w:t>
       </w:r>
     </w:p>
     <w:p>
       <w:pPr>
-        <w:spacing w:line="360" w:lineRule="exact"/>
+        <w:spacing w:after="80" w:line="360" w:lineRule="exact"/>
         <w:ind w:firstLine="482"/>
         <w:jc w:val="both"/>
       </w:pPr>
       <w:r>
         <w:rPr>
-          <w:lang w:eastAsia="zh-CN"/>
-        </w:rPr>
-        <w:t>原完整接收机继续采用</w:t>
-      </w:r>
-      <w:r>
-        <w:rPr>
-          <w:lang w:eastAsia="zh-CN"/>
-        </w:rPr>
-        <w:t xml:space="preserve"> acquisition.sv </w:t>
-      </w:r>
-      <w:r>
-        <w:rPr>
-          <w:lang w:eastAsia="zh-CN"/>
-        </w:rPr>
-        <w:t>完成并行码相位及多普勒搜索，并保留捕获移交、跟踪和电文解调链路。</w:t>
-      </w:r>
-      <w:r>
-        <w:t>新增</w:t>
-      </w:r>
-      <w:r>
-        <w:t xml:space="preserve"> bdi_sliding_correlator.sv </w:t>
-      </w:r>
-      <w:r>
-        <w:t>以固定卫星编号和已知中频逐次搜索码起始位置，便于在波形中观察从未对齐到对齐的过程。两种实现共用</w:t>
-      </w:r>
-      <w:r>
-        <w:t xml:space="preserve"> prn_code_gen.sv</w:t>
-      </w:r>
-      <w:r>
-        <w:t>；单星演示作为独立验证入口保留在同一工程中。</w:t>
+          <w:rFonts w:ascii="Times New Roman" w:hAnsi="Times New Roman" w:eastAsia="宋体"/>
+          <w:b w:val="0"/>
+          <w:color w:val="000000"/>
+          <w:sz w:val="24"/>
+        </w:rPr>
+        <w:t>单星捕获模块用于展示本地码逐次移动并与输入信号码对齐的过程。设计固定卫星编号和载波频率，只搜索码的起始位置；每次用一个完整码周期计算相关能量，能量达到门限后保存位置并保持。原完整接收机的并行捕获、频率搜索和捕获移交链路继续保留。</w:t>
+      </w:r>
+    </w:p>
+    <w:p>
+      <w:pPr>
+        <w:spacing w:after="80" w:line="360" w:lineRule="exact"/>
+        <w:ind w:firstLine="482"/>
+        <w:jc w:val="both"/>
+      </w:pPr>
+      <w:r>
+        <w:rPr>
+          <w:rFonts w:ascii="Times New Roman" w:hAnsi="Times New Roman" w:eastAsia="宋体"/>
+          <w:b w:val="0"/>
+          <w:color w:val="000000"/>
+          <w:sz w:val="24"/>
+        </w:rPr>
+        <w:t>该结构一次只计算一个候选位置，运算与控制路径清楚，便于观察每次尝试的结果。每轮约 1 ms，遍历 2046 个位置约需 2.046 s；本演示从位置 0 逐次搜索。此方案以可解释的单星验收为目标，处理速度和频率覆盖由原并行引擎承担。</w:t>
       </w:r>
     </w:p>
     <w:tbl>
       <w:tblPr>
-        <w:tblW w:w="0" w:type="auto"/>
+        <w:tblW w:type="auto" w:w="0"/>
         <w:jc w:val="center"/>
+        <w:tblLayout w:type="fixed"/>
+        <w:tblLook w:firstColumn="1" w:firstRow="1" w:lastColumn="0" w:lastRow="0" w:noHBand="0" w:noVBand="1" w:val="04A0"/>
         <w:tblBorders>
-          <w:top w:val="single" w:sz="4" w:space="0" w:color="D9D9D9"/>
-          <w:left w:val="single" w:sz="4" w:space="0" w:color="D9D9D9"/>
-          <w:bottom w:val="single" w:sz="4" w:space="0" w:color="D9D9D9"/>
-          <w:right w:val="single" w:sz="4" w:space="0" w:color="D9D9D9"/>
-          <w:insideH w:val="single" w:sz="4" w:space="0" w:color="D9D9D9"/>
-          <w:insideV w:val="single" w:sz="4" w:space="0" w:color="D9D9D9"/>
+          <w:top w:val="single" w:sz="4" w:color="D9D9D9"/>
+          <w:left w:val="single" w:sz="4" w:color="D9D9D9"/>
+          <w:bottom w:val="single" w:sz="4" w:color="D9D9D9"/>
+          <w:right w:val="single" w:sz="4" w:color="D9D9D9"/>
+          <w:insideH w:val="single" w:sz="4" w:color="D9D9D9"/>
+          <w:insideV w:val="single" w:sz="4" w:color="D9D9D9"/>
         </w:tblBorders>
-        <w:tblLayout w:type="fixed"/>
         <w:tblCellMar>
           <w:top w:w="75" w:type="dxa"/>
+          <w:bottom w:w="75" w:type="dxa"/>
           <w:left w:w="100" w:type="dxa"/>
-          <w:bottom w:w="75" w:type="dxa"/>
           <w:right w:w="100" w:type="dxa"/>
         </w:tblCellMar>
-        <w:tblLook w:val="04A0" w:firstRow="1" w:lastRow="0" w:firstColumn="1" w:lastColumn="0" w:noHBand="0" w:noVBand="1"/>
       </w:tblPr>
       <w:tblGrid>
-        <w:gridCol w:w="1984"/>
-        <w:gridCol w:w="7087"/>
+        <w:gridCol w:w="2098"/>
+        <w:gridCol w:w="6973"/>
       </w:tblGrid>
       <w:tr>
         <w:trPr>
           <w:cantSplit/>
           <w:tblHeader/>
-          <w:jc w:val="center"/>
         </w:trPr>
         <w:tc>
           <w:tcPr>
-            <w:tcW w:w="1984" w:type="dxa"/>
-            <w:shd w:val="clear" w:color="auto" w:fill="F2F2F2"/>
+            <w:tcW w:type="dxa" w:w="2098"/>
+            <w:vAlign w:val="center"/>
+            <w:shd w:fill="F2F2F2"/>
+          </w:tcPr>
+          <w:p>
+            <w:pPr>
+              <w:spacing w:after="0" w:line="280" w:lineRule="exact"/>
+              <w:ind w:firstLine="0"/>
+              <w:jc w:val="center"/>
+            </w:pPr>
+            <w:r>
+              <w:rPr>
+                <w:rFonts w:ascii="Times New Roman" w:hAnsi="Times New Roman" w:eastAsia="宋体"/>
+                <w:b/>
+                <w:color w:val="000000"/>
+                <w:sz w:val="21"/>
+              </w:rPr>
+              <w:t>项目</w:t>
+            </w:r>
+          </w:p>
+        </w:tc>
+        <w:tc>
+          <w:tcPr>
+            <w:tcW w:type="dxa" w:w="6973"/>
+            <w:vAlign w:val="center"/>
+            <w:shd w:fill="F2F2F2"/>
+          </w:tcPr>
+          <w:p>
+            <w:pPr>
+              <w:spacing w:after="0" w:line="280" w:lineRule="exact"/>
+              <w:ind w:firstLine="0"/>
+              <w:jc w:val="center"/>
+            </w:pPr>
+            <w:r>
+              <w:rPr>
+                <w:rFonts w:ascii="Times New Roman" w:hAnsi="Times New Roman" w:eastAsia="宋体"/>
+                <w:b/>
+                <w:color w:val="000000"/>
+                <w:sz w:val="21"/>
+              </w:rPr>
+              <w:t>设计输入与约束</w:t>
+            </w:r>
+          </w:p>
+        </w:tc>
+      </w:tr>
+      <w:tr>
+        <w:trPr>
+          <w:cantSplit/>
+        </w:trPr>
+        <w:tc>
+          <w:tcPr>
+            <w:tcW w:type="dxa" w:w="2098"/>
+            <w:vAlign w:val="center"/>
+          </w:tcPr>
+          <w:p>
+            <w:pPr>
+              <w:spacing w:after="0" w:line="280" w:lineRule="exact"/>
+              <w:ind w:firstLine="0"/>
+              <w:jc w:val="left"/>
+            </w:pPr>
+            <w:r>
+              <w:rPr>
+                <w:rFonts w:ascii="Times New Roman" w:hAnsi="Times New Roman" w:eastAsia="宋体"/>
+                <w:b w:val="0"/>
+                <w:color w:val="000000"/>
+                <w:sz w:val="21"/>
+              </w:rPr>
+              <w:t>卫星与信号源</w:t>
+            </w:r>
+          </w:p>
+        </w:tc>
+        <w:tc>
+          <w:tcPr>
+            <w:tcW w:type="dxa" w:w="6973"/>
+            <w:vAlign w:val="center"/>
+          </w:tcPr>
+          <w:p>
+            <w:pPr>
+              <w:spacing w:after="0" w:line="280" w:lineRule="exact"/>
+              <w:ind w:firstLine="0"/>
+              <w:jc w:val="left"/>
+            </w:pPr>
+            <w:r>
+              <w:rPr>
+                <w:rFonts w:ascii="Times New Roman" w:hAnsi="Times New Roman" w:eastAsia="宋体"/>
+                <w:b w:val="0"/>
+                <w:color w:val="000000"/>
+                <w:sz w:val="21"/>
+              </w:rPr>
+              <w:t>教师简化源；PRN 6；默认发射起始位置 10，从 0 编号</w:t>
+            </w:r>
+          </w:p>
+        </w:tc>
+      </w:tr>
+      <w:tr>
+        <w:trPr>
+          <w:cantSplit/>
+        </w:trPr>
+        <w:tc>
+          <w:tcPr>
+            <w:tcW w:type="dxa" w:w="2098"/>
+            <w:vAlign w:val="center"/>
+          </w:tcPr>
+          <w:p>
+            <w:pPr>
+              <w:spacing w:after="0" w:line="280" w:lineRule="exact"/>
+              <w:ind w:firstLine="0"/>
+              <w:jc w:val="left"/>
+            </w:pPr>
+            <w:r>
+              <w:rPr>
+                <w:rFonts w:ascii="Times New Roman" w:hAnsi="Times New Roman" w:eastAsia="宋体"/>
+                <w:b w:val="0"/>
+                <w:color w:val="000000"/>
+                <w:sz w:val="21"/>
+              </w:rPr>
+              <w:t>采样与载波</w:t>
+            </w:r>
+          </w:p>
+        </w:tc>
+        <w:tc>
+          <w:tcPr>
+            <w:tcW w:type="dxa" w:w="6973"/>
+            <w:vAlign w:val="center"/>
+          </w:tcPr>
+          <w:p>
+            <w:pPr>
+              <w:spacing w:after="0" w:line="280" w:lineRule="exact"/>
+              <w:ind w:firstLine="0"/>
+              <w:jc w:val="left"/>
+            </w:pPr>
+            <w:r>
+              <w:rPr>
+                <w:rFonts w:ascii="Times New Roman" w:hAnsi="Times New Roman" w:eastAsia="宋体"/>
+                <w:b w:val="0"/>
+                <w:color w:val="000000"/>
+                <w:sz w:val="21"/>
+              </w:rPr>
+              <w:t>采样率 16.368 MHz；中频 4.092 MHz；多普勒为 0</w:t>
+            </w:r>
+          </w:p>
+        </w:tc>
+      </w:tr>
+      <w:tr>
+        <w:trPr>
+          <w:cantSplit/>
+        </w:trPr>
+        <w:tc>
+          <w:tcPr>
+            <w:tcW w:type="dxa" w:w="2098"/>
+            <w:vAlign w:val="center"/>
+          </w:tcPr>
+          <w:p>
+            <w:pPr>
+              <w:spacing w:after="0" w:line="280" w:lineRule="exact"/>
+              <w:ind w:firstLine="0"/>
+              <w:jc w:val="left"/>
+            </w:pPr>
+            <w:r>
+              <w:rPr>
+                <w:rFonts w:ascii="Times New Roman" w:hAnsi="Times New Roman" w:eastAsia="宋体"/>
+                <w:b w:val="0"/>
+                <w:color w:val="000000"/>
+                <w:sz w:val="21"/>
+              </w:rPr>
+              <w:t>本地码与窗口</w:t>
+            </w:r>
+          </w:p>
+        </w:tc>
+        <w:tc>
+          <w:tcPr>
+            <w:tcW w:type="dxa" w:w="6973"/>
+            <w:vAlign w:val="center"/>
+          </w:tcPr>
+          <w:p>
+            <w:pPr>
+              <w:spacing w:after="0" w:line="280" w:lineRule="exact"/>
+              <w:ind w:firstLine="0"/>
+              <w:jc w:val="left"/>
+            </w:pPr>
+            <w:r>
+              <w:rPr>
+                <w:rFonts w:ascii="Times New Roman" w:hAnsi="Times New Roman" w:eastAsia="宋体"/>
+                <w:b w:val="0"/>
+                <w:color w:val="000000"/>
+                <w:sz w:val="21"/>
+              </w:rPr>
+              <w:t>每周期 2046 个码片；每码片 8 个样本；每轮 16368 个有效样本</w:t>
+            </w:r>
+          </w:p>
+        </w:tc>
+      </w:tr>
+      <w:tr>
+        <w:trPr>
+          <w:cantSplit/>
+        </w:trPr>
+        <w:tc>
+          <w:tcPr>
+            <w:tcW w:type="dxa" w:w="2098"/>
+            <w:vAlign w:val="center"/>
+          </w:tcPr>
+          <w:p>
+            <w:pPr>
+              <w:spacing w:after="0" w:line="280" w:lineRule="exact"/>
+              <w:ind w:firstLine="0"/>
+              <w:jc w:val="left"/>
+            </w:pPr>
+            <w:r>
+              <w:rPr>
+                <w:rFonts w:ascii="Times New Roman" w:hAnsi="Times New Roman" w:eastAsia="宋体"/>
+                <w:b w:val="0"/>
+                <w:color w:val="000000"/>
+                <w:sz w:val="21"/>
+              </w:rPr>
+              <w:t>样本表示</w:t>
+            </w:r>
+          </w:p>
+        </w:tc>
+        <w:tc>
+          <w:tcPr>
+            <w:tcW w:type="dxa" w:w="6973"/>
+            <w:vAlign w:val="center"/>
+          </w:tcPr>
+          <w:p>
+            <w:pPr>
+              <w:spacing w:after="0" w:line="280" w:lineRule="exact"/>
+              <w:ind w:firstLine="0"/>
+              <w:jc w:val="left"/>
+            </w:pPr>
+            <w:r>
+              <w:rPr>
+                <w:rFonts w:ascii="Times New Roman" w:hAnsi="Times New Roman" w:eastAsia="宋体"/>
+                <w:b w:val="0"/>
+                <w:color w:val="000000"/>
+                <w:sz w:val="21"/>
+              </w:rPr>
+              <w:t>2 位有符号补码：01 为 +1，00 为 0，11 为 −1</w:t>
+            </w:r>
+          </w:p>
+        </w:tc>
+      </w:tr>
+      <w:tr>
+        <w:trPr>
+          <w:cantSplit/>
+        </w:trPr>
+        <w:tc>
+          <w:tcPr>
+            <w:tcW w:type="dxa" w:w="2098"/>
+            <w:vAlign w:val="center"/>
+          </w:tcPr>
+          <w:p>
+            <w:pPr>
+              <w:spacing w:after="0" w:line="280" w:lineRule="exact"/>
+              <w:ind w:firstLine="0"/>
+              <w:jc w:val="left"/>
+            </w:pPr>
+            <w:r>
+              <w:rPr>
+                <w:rFonts w:ascii="Times New Roman" w:hAnsi="Times New Roman" w:eastAsia="宋体"/>
+                <w:b w:val="0"/>
+                <w:color w:val="000000"/>
+                <w:sz w:val="21"/>
+              </w:rPr>
+              <w:t>叠加符号</w:t>
+            </w:r>
+          </w:p>
+        </w:tc>
+        <w:tc>
+          <w:tcPr>
+            <w:tcW w:type="dxa" w:w="6973"/>
+            <w:vAlign w:val="center"/>
+          </w:tcPr>
+          <w:p>
+            <w:pPr>
+              <w:spacing w:after="0" w:line="280" w:lineRule="exact"/>
+              <w:ind w:firstLine="0"/>
+              <w:jc w:val="left"/>
+            </w:pPr>
+            <w:r>
+              <w:rPr>
+                <w:rFonts w:ascii="Times New Roman" w:hAnsi="Times New Roman" w:eastAsia="宋体"/>
+                <w:b w:val="0"/>
+                <w:color w:val="000000"/>
+                <w:sz w:val="21"/>
+              </w:rPr>
+              <w:t>包含 NH20 和简化导航位；未叠加噪声</w:t>
+            </w:r>
+          </w:p>
+        </w:tc>
+      </w:tr>
+    </w:tbl>
+    <w:p>
+      <w:pPr>
+        <w:spacing w:after="80" w:line="300" w:lineRule="exact" w:before="100"/>
+        <w:ind w:firstLine="0"/>
+        <w:jc w:val="both"/>
+      </w:pPr>
+      <w:r>
+        <w:rPr>
+          <w:rFonts w:ascii="Times New Roman" w:hAnsi="Times New Roman" w:eastAsia="宋体"/>
+          <w:b w:val="0"/>
+          <w:color w:val="000000"/>
+          <w:sz w:val="22"/>
+        </w:rPr>
+        <w:t>这里的 2 位样本表示与原 IF2 四电平编码不同，不能直接套用 IF2 的解码表。00 必须作为零参与计算。默认信号的参数在实验期间保持不变，完整导航电文译码不属于本模块的处理内容。</w:t>
+      </w:r>
+    </w:p>
+    <w:p>
+      <w:pPr>
+        <w:pStyle w:val="21"/>
+        <w:pageBreakBefore w:val="0"/>
+      </w:pPr>
+      <w:r>
+        <w:t>1.2 数据通路与工作阶段</w:t>
+      </w:r>
+    </w:p>
+    <w:p>
+      <w:pPr>
+        <w:spacing w:after="80" w:line="300" w:lineRule="exact"/>
+        <w:ind w:firstLine="0"/>
+        <w:jc w:val="both"/>
+      </w:pPr>
+      <w:r>
+        <w:rPr>
+          <w:rFonts w:ascii="Times New Roman" w:hAnsi="Times New Roman" w:eastAsia="宋体"/>
+          <w:b w:val="0"/>
+          <w:color w:val="000000"/>
+          <w:sz w:val="22"/>
+        </w:rPr>
+        <w:t>输入样本分别与本地载波的两路分量相乘，再按本地码取正号或负号，得到两路相关乘积。完整窗口结束时锁存累加值和能量，判断是否捕获；失败时更新候选起始位置，成功后继续在该位置计算。</w:t>
+      </w:r>
+    </w:p>
+    <w:p>
+      <w:pPr>
+        <w:keepNext/>
+        <w:spacing w:line="240" w:lineRule="auto"/>
+        <w:ind w:firstLine="0" w:left="0" w:right="0"/>
+        <w:jc w:val="center"/>
+      </w:pPr>
+      <w:r>
+        <w:drawing>
+          <wp:inline xmlns:a="http://schemas.openxmlformats.org/drawingml/2006/main" xmlns:pic="http://schemas.openxmlformats.org/drawingml/2006/picture">
+            <wp:extent cx="5652000" cy="1491500"/>
+            <wp:docPr id="1" name="Picture 1"/>
+            <wp:cNvGraphicFramePr>
+              <a:graphicFrameLocks noChangeAspect="1"/>
+            </wp:cNvGraphicFramePr>
+            <a:graphic>
+              <a:graphicData uri="http://schemas.openxmlformats.org/drawingml/2006/picture">
+                <pic:pic>
+                  <pic:nvPicPr>
+                    <pic:cNvPr id="0" name="捕获_单星处理流程.png"/>
+                    <pic:cNvPicPr/>
+                  </pic:nvPicPr>
+                  <pic:blipFill>
+                    <a:blip r:embed="rId8"/>
+                    <a:stretch>
+                      <a:fillRect/>
+                    </a:stretch>
+                  </pic:blipFill>
+                  <pic:spPr>
+                    <a:xfrm>
+                      <a:off x="0" y="0"/>
+                      <a:ext cx="5652000" cy="1491500"/>
+                    </a:xfrm>
+                    <a:prstGeom prst="rect"/>
+                  </pic:spPr>
+                </pic:pic>
+              </a:graphicData>
+            </a:graphic>
+          </wp:inline>
+        </w:drawing>
+      </w:r>
+    </w:p>
+    <w:p>
+      <w:pPr>
+        <w:spacing w:after="80" w:line="300" w:lineRule="exact"/>
+        <w:ind w:firstLine="0"/>
+        <w:jc w:val="center"/>
+      </w:pPr>
+      <w:r>
+        <w:rPr>
+          <w:rFonts w:ascii="Times New Roman" w:hAnsi="Times New Roman" w:eastAsia="宋体"/>
+          <w:b w:val="0"/>
+          <w:color w:val="000000"/>
+          <w:sz w:val="19"/>
+        </w:rPr>
+        <w:t>图 1　单星捕获模块的数据通路与位置控制</w:t>
+      </w:r>
+    </w:p>
+    <w:p>
+      <w:pPr>
+        <w:spacing w:after="80" w:line="300" w:lineRule="exact"/>
+        <w:ind w:firstLine="0"/>
+        <w:jc w:val="both"/>
+      </w:pPr>
+      <w:r>
+        <w:rPr>
+          <w:rFonts w:ascii="Times New Roman" w:hAnsi="Times New Roman" w:eastAsia="宋体"/>
+          <w:b w:val="0"/>
+          <w:color w:val="000000"/>
+          <w:sz w:val="22"/>
+        </w:rPr>
+        <w:t>按 ready 和 capture 可将工作过程划分为码表准备、逐位置搜索和成功保持三个阶段。RTL 使用这两个标志控制行为，没有另设独立的状态编码。</w:t>
+      </w:r>
+    </w:p>
+    <w:p>
+      <w:pPr>
+        <w:pStyle w:val="21"/>
+        <w:pageBreakBefore/>
+      </w:pPr>
+      <w:r>
+        <w:t>1.3 本地码生成与位置搜索</w:t>
+      </w:r>
+    </w:p>
+    <w:p>
+      <w:pPr>
+        <w:spacing w:after="80" w:line="360" w:lineRule="exact"/>
+        <w:ind w:firstLine="482"/>
+        <w:jc w:val="both"/>
+      </w:pPr>
+      <w:r>
+        <w:rPr>
+          <w:rFonts w:ascii="Times New Roman" w:hAnsi="Times New Roman" w:eastAsia="宋体"/>
+          <w:b w:val="0"/>
+          <w:color w:val="000000"/>
+          <w:sz w:val="24"/>
+        </w:rPr>
+        <w:t>start 为一个时钟周期的初始化脉冲。模块调用共用的 prn_code_gen 生成 PRN 6 的 2046 个码片，并按地址写入本地码表；准备完成后 ready 置 1，才开始接受输入样本。码表逐拍写入约需 0.125 ms，另有少量控制拍，该准备时间不计入相关窗口。</w:t>
+      </w:r>
+    </w:p>
+    <w:p>
+      <w:pPr>
+        <w:spacing w:after="80" w:line="360" w:lineRule="exact"/>
+        <w:ind w:firstLine="482"/>
+        <w:jc w:val="both"/>
+      </w:pPr>
+      <w:r>
+        <w:rPr>
+          <w:rFonts w:ascii="Times New Roman" w:hAnsi="Times New Roman" w:eastAsia="宋体"/>
+          <w:b w:val="0"/>
+          <w:color w:val="000000"/>
+          <w:sz w:val="24"/>
+        </w:rPr>
+        <w:t>本地码由独立的移位寄存器发生器生成，不读取教师信号源中的码表。candidate_phase 表示正在尝试的起始位置 h，范围为 0～2045；sample_in_window 表示本轮已接受样本的位置 k，范围为 0～16367。每 8 个样本共用一个码片，因此 k 右移 3 位即得到本轮的码片序号。</w:t>
+      </w:r>
+    </w:p>
+    <w:p>
+      <w:pPr>
+        <w:spacing w:line="240" w:lineRule="auto" w:before="80" w:after="100"/>
+        <w:jc w:val="center"/>
+      </w:pPr>
+      <m:oMath>
+        <m:r>
+          <m:t>j(h,k) = [h + floor(</m:t>
+        </m:r>
+        <m:f>
+          <m:num>
+            <m:r>
+              <m:t>k</m:t>
+            </m:r>
+          </m:num>
+          <m:den>
+            <m:r>
+              <m:t>8</m:t>
+            </m:r>
+          </m:den>
+        </m:f>
+        <m:r>
+          <m:t>)] mod 2046</m:t>
+        </m:r>
+      </m:oMath>
+    </w:p>
+    <w:p>
+      <w:pPr>
+        <w:spacing w:after="80" w:line="300" w:lineRule="exact"/>
+        <w:ind w:firstLine="0"/>
+        <w:jc w:val="both"/>
+      </w:pPr>
+      <w:r>
+        <w:rPr>
+          <w:rFonts w:ascii="Times New Roman" w:hAnsi="Times New Roman" w:eastAsia="宋体"/>
+          <w:b w:val="0"/>
+          <w:color w:val="000000"/>
+          <w:sz w:val="22"/>
+        </w:rPr>
+        <w:t>式中 j 为实际读取的码表地址，floor 表示向下取整，mod 表示取模。RTL 先计算 h 与码片序号之和；该和最大为 4090，只需在不小于 2046 时减去一次 2046。这样可以在跨越码表末端时继续循环读取。</w:t>
+      </w:r>
+    </w:p>
+    <w:p>
+      <w:pPr>
+        <w:spacing w:after="80" w:line="360" w:lineRule="exact"/>
+        <w:ind w:firstLine="482"/>
+        <w:jc w:val="both"/>
+      </w:pPr>
+      <w:r>
+        <w:rPr>
+          <w:rFonts w:ascii="Times New Roman" w:hAnsi="Times New Roman" w:eastAsia="宋体"/>
+          <w:b w:val="0"/>
+          <w:color w:val="000000"/>
+          <w:sz w:val="24"/>
+        </w:rPr>
+        <w:t>一次窗口失败后，h 增加 1；h 为 2045 时回到 0。每个新窗口的样本计数重新从 0 开始，窗口内的本地码依次覆盖整个周期。成功位置没有作为判定条件写入模块，设计只利用能量门限确定是否成功。</w:t>
+      </w:r>
+    </w:p>
+    <w:p>
+      <w:pPr>
+        <w:pStyle w:val="21"/>
+        <w:pageBreakBefore w:val="0"/>
+      </w:pPr>
+      <w:r>
+        <w:t>1.4 载波处理与两路累加</w:t>
+      </w:r>
+    </w:p>
+    <w:p>
+      <w:pPr>
+        <w:spacing w:after="80" w:line="360" w:lineRule="exact"/>
+        <w:ind w:firstLine="482"/>
+        <w:jc w:val="both"/>
+      </w:pPr>
+      <w:r>
+        <w:rPr>
+          <w:rFonts w:ascii="Times New Roman" w:hAnsi="Times New Roman" w:eastAsia="宋体"/>
+          <w:b w:val="0"/>
+          <w:color w:val="000000"/>
+          <w:sz w:val="24"/>
+        </w:rPr>
+        <w:t>由于中频为采样率的四分之一，本地载波只需按四拍周期查表。表中 p 为 carrier_phase；每接受一个有效样本，p 增加 1 并按四种状态循环。a、b 是两路相差四分之一周期的载波系数。</w:t>
+      </w:r>
+    </w:p>
+    <w:tbl>
+      <w:tblPr>
+        <w:tblW w:type="auto" w:w="0"/>
+        <w:jc w:val="center"/>
+        <w:tblLayout w:type="fixed"/>
+        <w:tblLook w:firstColumn="1" w:firstRow="1" w:lastColumn="0" w:lastRow="0" w:noHBand="0" w:noVBand="1" w:val="04A0"/>
+        <w:tblBorders>
+          <w:top w:val="single" w:sz="4" w:color="D9D9D9"/>
+          <w:left w:val="single" w:sz="4" w:color="D9D9D9"/>
+          <w:bottom w:val="single" w:sz="4" w:color="D9D9D9"/>
+          <w:right w:val="single" w:sz="4" w:color="D9D9D9"/>
+          <w:insideH w:val="single" w:sz="4" w:color="D9D9D9"/>
+          <w:insideV w:val="single" w:sz="4" w:color="D9D9D9"/>
+        </w:tblBorders>
+        <w:tblCellMar>
+          <w:top w:w="75" w:type="dxa"/>
+          <w:bottom w:w="75" w:type="dxa"/>
+          <w:left w:w="100" w:type="dxa"/>
+          <w:right w:w="100" w:type="dxa"/>
+        </w:tblCellMar>
+      </w:tblPr>
+      <w:tblGrid>
+        <w:gridCol w:w="1701"/>
+        <w:gridCol w:w="3685"/>
+        <w:gridCol w:w="3685"/>
+      </w:tblGrid>
+      <w:tr>
+        <w:trPr>
+          <w:cantSplit/>
+          <w:tblHeader/>
+        </w:trPr>
+        <w:tc>
+          <w:tcPr>
+            <w:tcW w:type="dxa" w:w="1701"/>
+            <w:vAlign w:val="center"/>
+            <w:shd w:fill="F2F2F2"/>
+          </w:tcPr>
+          <w:p>
+            <w:pPr>
+              <w:spacing w:after="0" w:line="280" w:lineRule="exact"/>
+              <w:ind w:firstLine="0"/>
+              <w:jc w:val="center"/>
+            </w:pPr>
+            <w:r>
+              <w:rPr>
+                <w:rFonts w:ascii="Times New Roman" w:hAnsi="Times New Roman" w:eastAsia="宋体"/>
+                <w:b/>
+                <w:color w:val="000000"/>
+                <w:sz w:val="21"/>
+              </w:rPr>
+              <w:t>p</w:t>
+            </w:r>
+          </w:p>
+        </w:tc>
+        <w:tc>
+          <w:tcPr>
+            <w:tcW w:type="dxa" w:w="3685"/>
+            <w:vAlign w:val="center"/>
+            <w:shd w:fill="F2F2F2"/>
+          </w:tcPr>
+          <w:p>
+            <w:pPr>
+              <w:spacing w:after="0" w:line="280" w:lineRule="exact"/>
+              <w:ind w:firstLine="0"/>
+              <w:jc w:val="center"/>
+            </w:pPr>
+            <w:r>
+              <w:rPr>
+                <w:rFonts w:ascii="Times New Roman" w:hAnsi="Times New Roman" w:eastAsia="宋体"/>
+                <w:b/>
+                <w:color w:val="000000"/>
+                <w:sz w:val="21"/>
+              </w:rPr>
+              <w:t>a 系数</w:t>
+            </w:r>
+          </w:p>
+        </w:tc>
+        <w:tc>
+          <w:tcPr>
+            <w:tcW w:type="dxa" w:w="3685"/>
+            <w:vAlign w:val="center"/>
+            <w:shd w:fill="F2F2F2"/>
+          </w:tcPr>
+          <w:p>
+            <w:pPr>
+              <w:spacing w:after="0" w:line="280" w:lineRule="exact"/>
+              <w:ind w:firstLine="0"/>
+              <w:jc w:val="center"/>
+            </w:pPr>
+            <w:r>
+              <w:rPr>
+                <w:rFonts w:ascii="Times New Roman" w:hAnsi="Times New Roman" w:eastAsia="宋体"/>
+                <w:b/>
+                <w:color w:val="000000"/>
+                <w:sz w:val="21"/>
+              </w:rPr>
+              <w:t>b 系数</w:t>
+            </w:r>
+          </w:p>
+        </w:tc>
+      </w:tr>
+      <w:tr>
+        <w:trPr>
+          <w:cantSplit/>
+        </w:trPr>
+        <w:tc>
+          <w:tcPr>
+            <w:tcW w:type="dxa" w:w="1701"/>
             <w:vAlign w:val="center"/>
           </w:tcPr>
           <w:p>
@@ -3790,17 +4374,18 @@
             </w:pPr>
             <w:r>
               <w:rPr>
-                <w:b/>
+                <w:rFonts w:ascii="Times New Roman" w:hAnsi="Times New Roman" w:eastAsia="宋体"/>
+                <w:b w:val="0"/>
+                <w:color w:val="000000"/>
                 <w:sz w:val="21"/>
               </w:rPr>
-              <w:t>参数</w:t>
+              <w:t>0</w:t>
             </w:r>
           </w:p>
         </w:tc>
         <w:tc>
           <w:tcPr>
-            <w:tcW w:w="7087" w:type="dxa"/>
-            <w:shd w:val="clear" w:color="auto" w:fill="F2F2F2"/>
+            <w:tcW w:type="dxa" w:w="3685"/>
             <w:vAlign w:val="center"/>
           </w:tcPr>
           <w:p>
@@ -3811,10 +4396,34 @@
             </w:pPr>
             <w:r>
               <w:rPr>
-                <w:b/>
+                <w:rFonts w:ascii="Times New Roman" w:hAnsi="Times New Roman" w:eastAsia="宋体"/>
+                <w:b w:val="0"/>
+                <w:color w:val="000000"/>
                 <w:sz w:val="21"/>
               </w:rPr>
-              <w:t>单星输入条件</w:t>
+              <w:t>+7</w:t>
+            </w:r>
+          </w:p>
+        </w:tc>
+        <w:tc>
+          <w:tcPr>
+            <w:tcW w:type="dxa" w:w="3685"/>
+            <w:vAlign w:val="center"/>
+          </w:tcPr>
+          <w:p>
+            <w:pPr>
+              <w:spacing w:after="0" w:line="280" w:lineRule="exact"/>
+              <w:ind w:firstLine="0"/>
+              <w:jc w:val="center"/>
+            </w:pPr>
+            <w:r>
+              <w:rPr>
+                <w:rFonts w:ascii="Times New Roman" w:hAnsi="Times New Roman" w:eastAsia="宋体"/>
+                <w:b w:val="0"/>
+                <w:color w:val="000000"/>
+                <w:sz w:val="21"/>
+              </w:rPr>
+              <w:t>0</w:t>
             </w:r>
           </w:p>
         </w:tc>
@@ -3822,59 +4431,70 @@
       <w:tr>
         <w:trPr>
           <w:cantSplit/>
-          <w:jc w:val="center"/>
         </w:trPr>
         <w:tc>
           <w:tcPr>
-            <w:tcW w:w="1984" w:type="dxa"/>
+            <w:tcW w:type="dxa" w:w="1701"/>
             <w:vAlign w:val="center"/>
           </w:tcPr>
           <w:p>
             <w:pPr>
               <w:spacing w:after="0" w:line="280" w:lineRule="exact"/>
               <w:ind w:firstLine="0"/>
+              <w:jc w:val="center"/>
             </w:pPr>
             <w:r>
               <w:rPr>
+                <w:rFonts w:ascii="Times New Roman" w:hAnsi="Times New Roman" w:eastAsia="宋体"/>
+                <w:b w:val="0"/>
+                <w:color w:val="000000"/>
                 <w:sz w:val="21"/>
               </w:rPr>
-              <w:t>教师激励</w:t>
+              <w:t>1</w:t>
             </w:r>
           </w:p>
         </w:tc>
         <w:tc>
           <w:tcPr>
-            <w:tcW w:w="7087" w:type="dxa"/>
+            <w:tcW w:type="dxa" w:w="3685"/>
             <w:vAlign w:val="center"/>
           </w:tcPr>
           <w:p>
             <w:pPr>
               <w:spacing w:after="0" w:line="280" w:lineRule="exact"/>
               <w:ind w:firstLine="0"/>
+              <w:jc w:val="center"/>
             </w:pPr>
             <w:r>
               <w:rPr>
+                <w:rFonts w:ascii="Times New Roman" w:hAnsi="Times New Roman" w:eastAsia="宋体"/>
+                <w:b w:val="0"/>
+                <w:color w:val="000000"/>
                 <w:sz w:val="21"/>
               </w:rPr>
-              <w:t>简化</w:t>
+              <w:t>0</w:t>
             </w:r>
+          </w:p>
+        </w:tc>
+        <w:tc>
+          <w:tcPr>
+            <w:tcW w:type="dxa" w:w="3685"/>
+            <w:vAlign w:val="center"/>
+          </w:tcPr>
+          <w:p>
+            <w:pPr>
+              <w:spacing w:after="0" w:line="280" w:lineRule="exact"/>
+              <w:ind w:firstLine="0"/>
+              <w:jc w:val="center"/>
+            </w:pPr>
             <w:r>
               <w:rPr>
+                <w:rFonts w:ascii="Times New Roman" w:hAnsi="Times New Roman" w:eastAsia="宋体"/>
+                <w:b w:val="0"/>
+                <w:color w:val="000000"/>
                 <w:sz w:val="21"/>
               </w:rPr>
-              <w:t>BDI</w:t>
-            </w:r>
-            <w:r>
-              <w:rPr>
-                <w:sz w:val="21"/>
-              </w:rPr>
-              <w:t>信号模拟源及捕获成功判断标准</w:t>
-            </w:r>
-            <w:r>
-              <w:rPr>
-                <w:sz w:val="21"/>
-              </w:rPr>
-              <w:t>/bdi_signal_source.sv</w:t>
+              <w:t>+7</w:t>
             </w:r>
           </w:p>
         </w:tc>
@@ -3882,80 +4502,70 @@
       <w:tr>
         <w:trPr>
           <w:cantSplit/>
-          <w:jc w:val="center"/>
         </w:trPr>
         <w:tc>
           <w:tcPr>
-            <w:tcW w:w="1984" w:type="dxa"/>
+            <w:tcW w:type="dxa" w:w="1701"/>
             <w:vAlign w:val="center"/>
           </w:tcPr>
           <w:p>
             <w:pPr>
               <w:spacing w:after="0" w:line="280" w:lineRule="exact"/>
               <w:ind w:firstLine="0"/>
+              <w:jc w:val="center"/>
             </w:pPr>
             <w:r>
               <w:rPr>
+                <w:rFonts w:ascii="Times New Roman" w:hAnsi="Times New Roman" w:eastAsia="宋体"/>
+                <w:b w:val="0"/>
+                <w:color w:val="000000"/>
                 <w:sz w:val="21"/>
               </w:rPr>
-              <w:t>卫星与起始码位置</w:t>
+              <w:t>2</w:t>
             </w:r>
           </w:p>
         </w:tc>
         <w:tc>
           <w:tcPr>
-            <w:tcW w:w="7087" w:type="dxa"/>
+            <w:tcW w:type="dxa" w:w="3685"/>
             <w:vAlign w:val="center"/>
           </w:tcPr>
           <w:p>
             <w:pPr>
               <w:spacing w:after="0" w:line="280" w:lineRule="exact"/>
               <w:ind w:firstLine="0"/>
-              <w:rPr>
-                <w:lang w:eastAsia="zh-CN"/>
-              </w:rPr>
+              <w:jc w:val="center"/>
             </w:pPr>
             <w:r>
               <w:rPr>
+                <w:rFonts w:ascii="Times New Roman" w:hAnsi="Times New Roman" w:eastAsia="宋体"/>
+                <w:b w:val="0"/>
+                <w:color w:val="000000"/>
                 <w:sz w:val="21"/>
-                <w:lang w:eastAsia="zh-CN"/>
               </w:rPr>
-              <w:t>PRN 6</w:t>
+              <w:t>−7</w:t>
             </w:r>
+          </w:p>
+        </w:tc>
+        <w:tc>
+          <w:tcPr>
+            <w:tcW w:type="dxa" w:w="3685"/>
+            <w:vAlign w:val="center"/>
+          </w:tcPr>
+          <w:p>
+            <w:pPr>
+              <w:spacing w:after="0" w:line="280" w:lineRule="exact"/>
+              <w:ind w:firstLine="0"/>
+              <w:jc w:val="center"/>
+            </w:pPr>
             <w:r>
               <w:rPr>
+                <w:rFonts w:ascii="Times New Roman" w:hAnsi="Times New Roman" w:eastAsia="宋体"/>
+                <w:b w:val="0"/>
+                <w:color w:val="000000"/>
                 <w:sz w:val="21"/>
-                <w:lang w:eastAsia="zh-CN"/>
               </w:rPr>
-              <w:t>；信号源起始位置</w:t>
-            </w:r>
-            <w:r>
-              <w:rPr>
-                <w:sz w:val="21"/>
-                <w:lang w:eastAsia="zh-CN"/>
-              </w:rPr>
-              <w:t xml:space="preserve"> 10</w:t>
-            </w:r>
-            <w:r>
-              <w:rPr>
-                <w:sz w:val="21"/>
-                <w:lang w:eastAsia="zh-CN"/>
-              </w:rPr>
-              <w:t>，从</w:t>
-            </w:r>
-            <w:r>
-              <w:rPr>
-                <w:sz w:val="21"/>
-                <w:lang w:eastAsia="zh-CN"/>
-              </w:rPr>
-              <w:t xml:space="preserve"> 0 </w:t>
-            </w:r>
-            <w:r>
-              <w:rPr>
-                <w:sz w:val="21"/>
-                <w:lang w:eastAsia="zh-CN"/>
-              </w:rPr>
-              <w:t>编号</w:t>
+              <w:t>0</w:t>
             </w:r>
           </w:p>
         </w:tc>
@@ -3963,73 +4573,375 @@
       <w:tr>
         <w:trPr>
           <w:cantSplit/>
-          <w:jc w:val="center"/>
         </w:trPr>
         <w:tc>
           <w:tcPr>
-            <w:tcW w:w="1984" w:type="dxa"/>
+            <w:tcW w:type="dxa" w:w="1701"/>
             <w:vAlign w:val="center"/>
           </w:tcPr>
           <w:p>
             <w:pPr>
               <w:spacing w:after="0" w:line="280" w:lineRule="exact"/>
               <w:ind w:firstLine="0"/>
+              <w:jc w:val="center"/>
             </w:pPr>
             <w:r>
               <w:rPr>
+                <w:rFonts w:ascii="Times New Roman" w:hAnsi="Times New Roman" w:eastAsia="宋体"/>
+                <w:b w:val="0"/>
+                <w:color w:val="000000"/>
                 <w:sz w:val="21"/>
               </w:rPr>
-              <w:t>采样率与中频</w:t>
+              <w:t>3</w:t>
             </w:r>
           </w:p>
         </w:tc>
         <w:tc>
           <w:tcPr>
-            <w:tcW w:w="7087" w:type="dxa"/>
+            <w:tcW w:type="dxa" w:w="3685"/>
             <w:vAlign w:val="center"/>
           </w:tcPr>
           <w:p>
             <w:pPr>
               <w:spacing w:after="0" w:line="280" w:lineRule="exact"/>
               <w:ind w:firstLine="0"/>
-              <w:rPr>
-                <w:lang w:eastAsia="zh-CN"/>
-              </w:rPr>
+              <w:jc w:val="center"/>
             </w:pPr>
             <w:r>
               <w:rPr>
+                <w:rFonts w:ascii="Times New Roman" w:hAnsi="Times New Roman" w:eastAsia="宋体"/>
+                <w:b w:val="0"/>
+                <w:color w:val="000000"/>
                 <w:sz w:val="21"/>
-                <w:lang w:eastAsia="zh-CN"/>
               </w:rPr>
-              <w:t>16.368 MHz</w:t>
+              <w:t>0</w:t>
             </w:r>
+          </w:p>
+        </w:tc>
+        <w:tc>
+          <w:tcPr>
+            <w:tcW w:type="dxa" w:w="3685"/>
+            <w:vAlign w:val="center"/>
+          </w:tcPr>
+          <w:p>
+            <w:pPr>
+              <w:spacing w:after="0" w:line="280" w:lineRule="exact"/>
+              <w:ind w:firstLine="0"/>
+              <w:jc w:val="center"/>
+            </w:pPr>
             <w:r>
               <w:rPr>
+                <w:rFonts w:ascii="Times New Roman" w:hAnsi="Times New Roman" w:eastAsia="宋体"/>
+                <w:b w:val="0"/>
+                <w:color w:val="000000"/>
                 <w:sz w:val="21"/>
-                <w:lang w:eastAsia="zh-CN"/>
               </w:rPr>
-              <w:t>；</w:t>
+              <w:t>−7</w:t>
             </w:r>
+          </w:p>
+        </w:tc>
+      </w:tr>
+    </w:tbl>
+    <w:p>
+      <w:pPr>
+        <w:spacing w:after="80" w:line="300" w:lineRule="exact" w:before="100"/>
+        <w:ind w:firstLine="0"/>
+        <w:jc w:val="both"/>
+      </w:pPr>
+      <w:r>
+        <w:rPr>
+          <w:rFonts w:ascii="Times New Roman" w:hAnsi="Times New Roman" w:eastAsia="宋体"/>
+          <w:b w:val="0"/>
+          <w:color w:val="000000"/>
+          <w:sz w:val="22"/>
+        </w:rPr>
+        <w:t>本地码位为 0 时保留乘积，为 1 时将乘积取负，可写成 c=1−2×码位，即 c 只取 +1 或 −1。两路累加定义为：</w:t>
+      </w:r>
+    </w:p>
+    <w:p>
+      <w:pPr>
+        <w:spacing w:line="240" w:lineRule="auto" w:before="80" w:after="100"/>
+        <w:jc w:val="center"/>
+      </w:pPr>
+      <m:oMath>
+        <m:sSub>
+          <m:e>
+            <m:r>
+              <m:t>I</m:t>
+            </m:r>
+          </m:e>
+          <m:sub>
+            <m:r>
+              <m:t>h</m:t>
+            </m:r>
+          </m:sub>
+        </m:sSub>
+        <m:r>
+          <m:t> = </m:t>
+        </m:r>
+        <m:nary>
+          <m:naryPr>
+            <m:chr m:val="∑"/>
+          </m:naryPr>
+          <m:sub>
+            <m:r>
+              <m:t>k=0</m:t>
+            </m:r>
+          </m:sub>
+          <m:sup>
+            <m:r>
+              <m:t>N−1</m:t>
+            </m:r>
+          </m:sup>
+          <m:e>
+            <m:r>
+              <m:t>x[k] </m:t>
+            </m:r>
+            <m:sSub>
+              <m:e>
+                <m:r>
+                  <m:t>c</m:t>
+                </m:r>
+              </m:e>
+              <m:sub>
+                <m:r>
+                  <m:t>h</m:t>
+                </m:r>
+              </m:sub>
+            </m:sSub>
+            <m:r>
+              <m:t>[k] a[k]</m:t>
+            </m:r>
+          </m:e>
+        </m:nary>
+      </m:oMath>
+    </w:p>
+    <w:p>
+      <w:pPr>
+        <w:spacing w:line="240" w:lineRule="auto" w:before="80" w:after="100"/>
+        <w:jc w:val="center"/>
+      </w:pPr>
+      <m:oMath>
+        <m:sSub>
+          <m:e>
+            <m:r>
+              <m:t>Q</m:t>
+            </m:r>
+          </m:e>
+          <m:sub>
+            <m:r>
+              <m:t>h</m:t>
+            </m:r>
+          </m:sub>
+        </m:sSub>
+        <m:r>
+          <m:t> = </m:t>
+        </m:r>
+        <m:nary>
+          <m:naryPr>
+            <m:chr m:val="∑"/>
+          </m:naryPr>
+          <m:sub>
+            <m:r>
+              <m:t>k=0</m:t>
+            </m:r>
+          </m:sub>
+          <m:sup>
+            <m:r>
+              <m:t>N−1</m:t>
+            </m:r>
+          </m:sup>
+          <m:e>
+            <m:r>
+              <m:t>x[k] </m:t>
+            </m:r>
+            <m:sSub>
+              <m:e>
+                <m:r>
+                  <m:t>c</m:t>
+                </m:r>
+              </m:e>
+              <m:sub>
+                <m:r>
+                  <m:t>h</m:t>
+                </m:r>
+              </m:sub>
+            </m:sSub>
+            <m:r>
+              <m:t>[k] b[k]</m:t>
+            </m:r>
+          </m:e>
+        </m:nary>
+      </m:oMath>
+    </w:p>
+    <w:p>
+      <w:pPr>
+        <w:spacing w:after="80" w:line="300" w:lineRule="exact"/>
+        <w:ind w:firstLine="0"/>
+        <w:jc w:val="both"/>
+      </w:pPr>
+      <w:r>
+        <w:rPr>
+          <w:rFonts w:ascii="Times New Roman" w:hAnsi="Times New Roman" w:eastAsia="宋体"/>
+          <w:b w:val="0"/>
+          <w:color w:val="000000"/>
+          <w:sz w:val="22"/>
+        </w:rPr>
+        <w:t>式中 x 为有符号输入样本，c 为当前候选位置的本地码符号，N=16368；k 只随有效样本推进。此处 Q 的正负号按单星模块的载波查表定义，与完整引擎的符号约定可不同。整体反相不影响随后计算的平方能量。</w:t>
+      </w:r>
+    </w:p>
+    <w:p>
+      <w:pPr>
+        <w:pStyle w:val="21"/>
+        <w:pageBreakBefore/>
+      </w:pPr>
+      <w:r>
+        <w:t>1.5 能量计算与位宽安排</w:t>
+      </w:r>
+    </w:p>
+    <w:p>
+      <w:pPr>
+        <w:spacing w:after="80" w:line="360" w:lineRule="exact"/>
+        <w:ind w:firstLine="482"/>
+        <w:jc w:val="both"/>
+      </w:pPr>
+      <w:r>
+        <w:rPr>
+          <w:rFonts w:ascii="Times New Roman" w:hAnsi="Times New Roman" w:eastAsia="宋体"/>
+          <w:b w:val="0"/>
+          <w:color w:val="000000"/>
+          <w:sz w:val="24"/>
+        </w:rPr>
+        <w:t>两路相关累加结果分别平方后相加，形成每轮输出的相关能量 E。相对于直接比较单路累加值，这样可以消除整体正负号变化对判定的影响。能量反映的是码与载波处理后的相关结果，不是原始输入样本的总能量。</w:t>
+      </w:r>
+    </w:p>
+    <w:p>
+      <w:pPr>
+        <w:spacing w:line="240" w:lineRule="auto" w:before="80" w:after="100"/>
+        <w:jc w:val="center"/>
+      </w:pPr>
+      <m:oMath>
+        <m:r>
+          <m:t>E = </m:t>
+        </m:r>
+        <m:sSup>
+          <m:e>
+            <m:r>
+              <m:t>I</m:t>
+            </m:r>
+          </m:e>
+          <m:sup>
+            <m:r>
+              <m:t>2</m:t>
+            </m:r>
+          </m:sup>
+        </m:sSup>
+        <m:r>
+          <m:t> + </m:t>
+        </m:r>
+        <m:sSup>
+          <m:e>
+            <m:r>
+              <m:t>Q</m:t>
+            </m:r>
+          </m:e>
+          <m:sup>
+            <m:r>
+              <m:t>2</m:t>
+            </m:r>
+          </m:sup>
+        </m:sSup>
+      </m:oMath>
+    </w:p>
+    <w:p>
+      <w:pPr>
+        <w:spacing w:after="80" w:line="360" w:lineRule="exact"/>
+        <w:ind w:firstLine="482"/>
+        <w:jc w:val="both"/>
+      </w:pPr>
+      <w:r>
+        <w:rPr>
+          <w:rFonts w:ascii="Times New Roman" w:hAnsi="Times New Roman" w:eastAsia="宋体"/>
+          <w:b w:val="0"/>
+          <w:color w:val="000000"/>
+          <w:sz w:val="24"/>
+        </w:rPr>
+        <w:t>本设计采用固定门限 ENERGY_THRESHOLD=67 108 864，即 8192 的平方，E 不小于门限时置位 capture。门限使用能量单位；本实验另外计算对齐与未对齐能量的比值，检验至少 100 倍的要求。该比值用于验收分析，硬件判定过程不执行除法。</w:t>
+      </w:r>
+    </w:p>
+    <w:tbl>
+      <w:tblPr>
+        <w:tblW w:type="auto" w:w="0"/>
+        <w:jc w:val="center"/>
+        <w:tblLayout w:type="fixed"/>
+        <w:tblLook w:firstColumn="1" w:firstRow="1" w:lastColumn="0" w:lastRow="0" w:noHBand="0" w:noVBand="1" w:val="04A0"/>
+        <w:tblBorders>
+          <w:top w:val="single" w:sz="4" w:color="D9D9D9"/>
+          <w:left w:val="single" w:sz="4" w:color="D9D9D9"/>
+          <w:bottom w:val="single" w:sz="4" w:color="D9D9D9"/>
+          <w:right w:val="single" w:sz="4" w:color="D9D9D9"/>
+          <w:insideH w:val="single" w:sz="4" w:color="D9D9D9"/>
+          <w:insideV w:val="single" w:sz="4" w:color="D9D9D9"/>
+        </w:tblBorders>
+        <w:tblCellMar>
+          <w:top w:w="75" w:type="dxa"/>
+          <w:bottom w:w="75" w:type="dxa"/>
+          <w:left w:w="100" w:type="dxa"/>
+          <w:right w:w="100" w:type="dxa"/>
+        </w:tblCellMar>
+      </w:tblPr>
+      <w:tblGrid>
+        <w:gridCol w:w="2381"/>
+        <w:gridCol w:w="6690"/>
+      </w:tblGrid>
+      <w:tr>
+        <w:trPr>
+          <w:cantSplit/>
+          <w:tblHeader/>
+        </w:trPr>
+        <w:tc>
+          <w:tcPr>
+            <w:tcW w:type="dxa" w:w="2381"/>
+            <w:vAlign w:val="center"/>
+            <w:shd w:fill="F2F2F2"/>
+          </w:tcPr>
+          <w:p>
+            <w:pPr>
+              <w:spacing w:after="0" w:line="280" w:lineRule="exact"/>
+              <w:ind w:firstLine="0"/>
+              <w:jc w:val="center"/>
+            </w:pPr>
             <w:r>
               <w:rPr>
+                <w:rFonts w:ascii="Times New Roman" w:hAnsi="Times New Roman" w:eastAsia="宋体"/>
+                <w:b/>
+                <w:color w:val="000000"/>
                 <w:sz w:val="21"/>
-                <w:lang w:eastAsia="zh-CN"/>
               </w:rPr>
-              <w:t>4.092 MHz</w:t>
+              <w:t>数据对象</w:t>
             </w:r>
+          </w:p>
+        </w:tc>
+        <w:tc>
+          <w:tcPr>
+            <w:tcW w:type="dxa" w:w="6690"/>
+            <w:vAlign w:val="center"/>
+            <w:shd w:fill="F2F2F2"/>
+          </w:tcPr>
+          <w:p>
+            <w:pPr>
+              <w:spacing w:after="0" w:line="280" w:lineRule="exact"/>
+              <w:ind w:firstLine="0"/>
+              <w:jc w:val="center"/>
+            </w:pPr>
             <w:r>
               <w:rPr>
+                <w:rFonts w:ascii="Times New Roman" w:hAnsi="Times New Roman" w:eastAsia="宋体"/>
+                <w:b/>
+                <w:color w:val="000000"/>
                 <w:sz w:val="21"/>
-                <w:lang w:eastAsia="zh-CN"/>
               </w:rPr>
-              <w:t>；多普勒为</w:t>
-            </w:r>
-            <w:r>
-              <w:rPr>
-                <w:sz w:val="21"/>
-                <w:lang w:eastAsia="zh-CN"/>
-              </w:rPr>
-              <w:t xml:space="preserve"> 0</w:t>
+              <w:t>位宽与用途</w:t>
             </w:r>
           </w:p>
         </w:tc>
@@ -4037,122 +4949,48 @@
       <w:tr>
         <w:trPr>
           <w:cantSplit/>
-          <w:jc w:val="center"/>
         </w:trPr>
         <w:tc>
           <w:tcPr>
-            <w:tcW w:w="1984" w:type="dxa"/>
+            <w:tcW w:type="dxa" w:w="2381"/>
             <w:vAlign w:val="center"/>
           </w:tcPr>
           <w:p>
             <w:pPr>
               <w:spacing w:after="0" w:line="280" w:lineRule="exact"/>
               <w:ind w:firstLine="0"/>
+              <w:jc w:val="left"/>
             </w:pPr>
             <w:r>
               <w:rPr>
+                <w:rFonts w:ascii="Times New Roman" w:hAnsi="Times New Roman" w:eastAsia="宋体"/>
+                <w:b w:val="0"/>
+                <w:color w:val="000000"/>
                 <w:sz w:val="21"/>
               </w:rPr>
-              <w:t>输入表示</w:t>
+              <w:t>输入样本与本地码</w:t>
             </w:r>
           </w:p>
         </w:tc>
         <w:tc>
           <w:tcPr>
-            <w:tcW w:w="7087" w:type="dxa"/>
+            <w:tcW w:type="dxa" w:w="6690"/>
             <w:vAlign w:val="center"/>
           </w:tcPr>
           <w:p>
             <w:pPr>
               <w:spacing w:after="0" w:line="280" w:lineRule="exact"/>
               <w:ind w:firstLine="0"/>
-              <w:rPr>
-                <w:lang w:eastAsia="zh-CN"/>
-              </w:rPr>
+              <w:jc w:val="left"/>
             </w:pPr>
             <w:r>
               <w:rPr>
+                <w:rFonts w:ascii="Times New Roman" w:hAnsi="Times New Roman" w:eastAsia="宋体"/>
+                <w:b w:val="0"/>
+                <w:color w:val="000000"/>
                 <w:sz w:val="21"/>
-                <w:lang w:eastAsia="zh-CN"/>
               </w:rPr>
-              <w:t>有符号二进制补码：</w:t>
-            </w:r>
-            <w:r>
-              <w:rPr>
-                <w:sz w:val="21"/>
-                <w:lang w:eastAsia="zh-CN"/>
-              </w:rPr>
-              <w:t xml:space="preserve">01 </w:t>
-            </w:r>
-            <w:r>
-              <w:rPr>
-                <w:sz w:val="21"/>
-                <w:lang w:eastAsia="zh-CN"/>
-              </w:rPr>
-              <w:t>为</w:t>
-            </w:r>
-            <w:r>
-              <w:rPr>
-                <w:sz w:val="21"/>
-                <w:lang w:eastAsia="zh-CN"/>
-              </w:rPr>
-              <w:t xml:space="preserve"> +1</w:t>
-            </w:r>
-            <w:r>
-              <w:rPr>
-                <w:sz w:val="21"/>
-                <w:lang w:eastAsia="zh-CN"/>
-              </w:rPr>
-              <w:t>，</w:t>
-            </w:r>
-            <w:r>
-              <w:rPr>
-                <w:sz w:val="21"/>
-                <w:lang w:eastAsia="zh-CN"/>
-              </w:rPr>
-              <w:t xml:space="preserve">00 </w:t>
-            </w:r>
-            <w:r>
-              <w:rPr>
-                <w:sz w:val="21"/>
-                <w:lang w:eastAsia="zh-CN"/>
-              </w:rPr>
-              <w:t>为</w:t>
-            </w:r>
-            <w:r>
-              <w:rPr>
-                <w:sz w:val="21"/>
-                <w:lang w:eastAsia="zh-CN"/>
-              </w:rPr>
-              <w:t xml:space="preserve"> 0</w:t>
-            </w:r>
-            <w:r>
-              <w:rPr>
-                <w:sz w:val="21"/>
-                <w:lang w:eastAsia="zh-CN"/>
-              </w:rPr>
-              <w:t>，</w:t>
-            </w:r>
-            <w:r>
-              <w:rPr>
-                <w:sz w:val="21"/>
-                <w:lang w:eastAsia="zh-CN"/>
-              </w:rPr>
-              <w:t xml:space="preserve">11 </w:t>
-            </w:r>
-            <w:r>
-              <w:rPr>
-                <w:sz w:val="21"/>
-                <w:lang w:eastAsia="zh-CN"/>
-              </w:rPr>
-              <w:t>为</w:t>
-            </w:r>
-            <w:r>
-              <w:rPr>
-                <w:sz w:val="21"/>
-                <w:lang w:eastAsia="zh-CN"/>
-              </w:rPr>
-              <w:t xml:space="preserve"> −1</w:t>
+              <w:t>2 位有符号样本；1 位码值决定乘积正负</w:t>
             </w:r>
           </w:p>
         </w:tc>
@@ -4160,87 +4998,48 @@
       <w:tr>
         <w:trPr>
           <w:cantSplit/>
-          <w:jc w:val="center"/>
         </w:trPr>
         <w:tc>
           <w:tcPr>
-            <w:tcW w:w="1984" w:type="dxa"/>
+            <w:tcW w:type="dxa" w:w="2381"/>
             <w:vAlign w:val="center"/>
           </w:tcPr>
           <w:p>
             <w:pPr>
               <w:spacing w:after="0" w:line="280" w:lineRule="exact"/>
               <w:ind w:firstLine="0"/>
+              <w:jc w:val="left"/>
             </w:pPr>
             <w:r>
               <w:rPr>
+                <w:rFonts w:ascii="Times New Roman" w:hAnsi="Times New Roman" w:eastAsia="宋体"/>
+                <w:b w:val="0"/>
+                <w:color w:val="000000"/>
                 <w:sz w:val="21"/>
               </w:rPr>
-              <w:t>码周期与每轮长度</w:t>
+              <w:t>码地址与候选位置</w:t>
             </w:r>
           </w:p>
         </w:tc>
         <w:tc>
           <w:tcPr>
-            <w:tcW w:w="7087" w:type="dxa"/>
+            <w:tcW w:type="dxa" w:w="6690"/>
             <w:vAlign w:val="center"/>
           </w:tcPr>
           <w:p>
             <w:pPr>
               <w:spacing w:after="0" w:line="280" w:lineRule="exact"/>
               <w:ind w:firstLine="0"/>
-              <w:rPr>
-                <w:lang w:eastAsia="zh-CN"/>
-              </w:rPr>
+              <w:jc w:val="left"/>
             </w:pPr>
             <w:r>
               <w:rPr>
+                <w:rFonts w:ascii="Times New Roman" w:hAnsi="Times New Roman" w:eastAsia="宋体"/>
+                <w:b w:val="0"/>
+                <w:color w:val="000000"/>
                 <w:sz w:val="21"/>
-                <w:lang w:eastAsia="zh-CN"/>
               </w:rPr>
-              <w:t xml:space="preserve">2046 </w:t>
-            </w:r>
-            <w:r>
-              <w:rPr>
-                <w:sz w:val="21"/>
-                <w:lang w:eastAsia="zh-CN"/>
-              </w:rPr>
-              <w:t>个码片；每码片</w:t>
-            </w:r>
-            <w:r>
-              <w:rPr>
-                <w:sz w:val="21"/>
-                <w:lang w:eastAsia="zh-CN"/>
-              </w:rPr>
-              <w:t xml:space="preserve"> 8 </w:t>
-            </w:r>
-            <w:r>
-              <w:rPr>
-                <w:sz w:val="21"/>
-                <w:lang w:eastAsia="zh-CN"/>
-              </w:rPr>
-              <w:t>个样本；每轮</w:t>
-            </w:r>
-            <w:r>
-              <w:rPr>
-                <w:sz w:val="21"/>
-                <w:lang w:eastAsia="zh-CN"/>
-              </w:rPr>
-              <w:t xml:space="preserve"> 16368 </w:t>
-            </w:r>
-            <w:r>
-              <w:rPr>
-                <w:sz w:val="21"/>
-                <w:lang w:eastAsia="zh-CN"/>
-              </w:rPr>
-              <w:t>样本，约</w:t>
-            </w:r>
-            <w:r>
-              <w:rPr>
-                <w:sz w:val="21"/>
-                <w:lang w:eastAsia="zh-CN"/>
-              </w:rPr>
-              <w:t xml:space="preserve"> 1 ms</w:t>
+              <w:t>11 位，表示 0～2045；地址相加使用 12 位</w:t>
             </w:r>
           </w:p>
         </w:tc>
@@ -4248,59 +5047,195 @@
       <w:tr>
         <w:trPr>
           <w:cantSplit/>
-          <w:jc w:val="center"/>
         </w:trPr>
         <w:tc>
           <w:tcPr>
-            <w:tcW w:w="1984" w:type="dxa"/>
+            <w:tcW w:type="dxa" w:w="2381"/>
             <w:vAlign w:val="center"/>
           </w:tcPr>
           <w:p>
             <w:pPr>
               <w:spacing w:after="0" w:line="280" w:lineRule="exact"/>
               <w:ind w:firstLine="0"/>
+              <w:jc w:val="left"/>
             </w:pPr>
             <w:r>
               <w:rPr>
+                <w:rFonts w:ascii="Times New Roman" w:hAnsi="Times New Roman" w:eastAsia="宋体"/>
+                <w:b w:val="0"/>
+                <w:color w:val="000000"/>
                 <w:sz w:val="21"/>
               </w:rPr>
-              <w:t>叠加符号与噪声</w:t>
+              <w:t>窗口计数</w:t>
             </w:r>
           </w:p>
         </w:tc>
         <w:tc>
           <w:tcPr>
-            <w:tcW w:w="7087" w:type="dxa"/>
+            <w:tcW w:type="dxa" w:w="6690"/>
             <w:vAlign w:val="center"/>
           </w:tcPr>
           <w:p>
             <w:pPr>
               <w:spacing w:after="0" w:line="280" w:lineRule="exact"/>
               <w:ind w:firstLine="0"/>
-              <w:rPr>
-                <w:lang w:eastAsia="zh-CN"/>
-              </w:rPr>
+              <w:jc w:val="left"/>
             </w:pPr>
             <w:r>
               <w:rPr>
+                <w:rFonts w:ascii="Times New Roman" w:hAnsi="Times New Roman" w:eastAsia="宋体"/>
+                <w:b w:val="0"/>
+                <w:color w:val="000000"/>
                 <w:sz w:val="21"/>
-                <w:lang w:eastAsia="zh-CN"/>
               </w:rPr>
-              <w:t>包含</w:t>
+              <w:t>14 位，表示 0～16367</w:t>
             </w:r>
+          </w:p>
+        </w:tc>
+      </w:tr>
+      <w:tr>
+        <w:trPr>
+          <w:cantSplit/>
+        </w:trPr>
+        <w:tc>
+          <w:tcPr>
+            <w:tcW w:type="dxa" w:w="2381"/>
+            <w:vAlign w:val="center"/>
+          </w:tcPr>
+          <w:p>
+            <w:pPr>
+              <w:spacing w:after="0" w:line="280" w:lineRule="exact"/>
+              <w:ind w:firstLine="0"/>
+              <w:jc w:val="left"/>
+            </w:pPr>
             <w:r>
               <w:rPr>
+                <w:rFonts w:ascii="Times New Roman" w:hAnsi="Times New Roman" w:eastAsia="宋体"/>
+                <w:b w:val="0"/>
+                <w:color w:val="000000"/>
                 <w:sz w:val="21"/>
-                <w:lang w:eastAsia="zh-CN"/>
               </w:rPr>
-              <w:t xml:space="preserve"> NH20 </w:t>
+              <w:t>载波与乘积</w:t>
             </w:r>
+          </w:p>
+        </w:tc>
+        <w:tc>
+          <w:tcPr>
+            <w:tcW w:type="dxa" w:w="6690"/>
+            <w:vAlign w:val="center"/>
+          </w:tcPr>
+          <w:p>
+            <w:pPr>
+              <w:spacing w:after="0" w:line="280" w:lineRule="exact"/>
+              <w:ind w:firstLine="0"/>
+              <w:jc w:val="left"/>
+            </w:pPr>
             <w:r>
               <w:rPr>
+                <w:rFonts w:ascii="Times New Roman" w:hAnsi="Times New Roman" w:eastAsia="宋体"/>
+                <w:b w:val="0"/>
+                <w:color w:val="000000"/>
                 <w:sz w:val="21"/>
-                <w:lang w:eastAsia="zh-CN"/>
               </w:rPr>
-              <w:t>和简化导航位；未叠加噪声</w:t>
+              <w:t>4 位有符号载波系数；6 位有符号乘积</w:t>
+            </w:r>
+          </w:p>
+        </w:tc>
+      </w:tr>
+      <w:tr>
+        <w:trPr>
+          <w:cantSplit/>
+        </w:trPr>
+        <w:tc>
+          <w:tcPr>
+            <w:tcW w:type="dxa" w:w="2381"/>
+            <w:vAlign w:val="center"/>
+          </w:tcPr>
+          <w:p>
+            <w:pPr>
+              <w:spacing w:after="0" w:line="280" w:lineRule="exact"/>
+              <w:ind w:firstLine="0"/>
+              <w:jc w:val="left"/>
+            </w:pPr>
+            <w:r>
+              <w:rPr>
+                <w:rFonts w:ascii="Times New Roman" w:hAnsi="Times New Roman" w:eastAsia="宋体"/>
+                <w:b w:val="0"/>
+                <w:color w:val="000000"/>
+                <w:sz w:val="21"/>
+              </w:rPr>
+              <w:t>I 与 Q</w:t>
+            </w:r>
+          </w:p>
+        </w:tc>
+        <w:tc>
+          <w:tcPr>
+            <w:tcW w:type="dxa" w:w="6690"/>
+            <w:vAlign w:val="center"/>
+          </w:tcPr>
+          <w:p>
+            <w:pPr>
+              <w:spacing w:after="0" w:line="280" w:lineRule="exact"/>
+              <w:ind w:firstLine="0"/>
+              <w:jc w:val="left"/>
+            </w:pPr>
+            <w:r>
+              <w:rPr>
+                <w:rFonts w:ascii="Times New Roman" w:hAnsi="Times New Roman" w:eastAsia="宋体"/>
+                <w:b w:val="0"/>
+                <w:color w:val="000000"/>
+                <w:sz w:val="21"/>
+              </w:rPr>
+              <w:t>各 24 位有符号累加值</w:t>
+            </w:r>
+          </w:p>
+        </w:tc>
+      </w:tr>
+      <w:tr>
+        <w:trPr>
+          <w:cantSplit/>
+        </w:trPr>
+        <w:tc>
+          <w:tcPr>
+            <w:tcW w:type="dxa" w:w="2381"/>
+            <w:vAlign w:val="center"/>
+          </w:tcPr>
+          <w:p>
+            <w:pPr>
+              <w:spacing w:after="0" w:line="280" w:lineRule="exact"/>
+              <w:ind w:firstLine="0"/>
+              <w:jc w:val="left"/>
+            </w:pPr>
+            <w:r>
+              <w:rPr>
+                <w:rFonts w:ascii="Times New Roman" w:hAnsi="Times New Roman" w:eastAsia="宋体"/>
+                <w:b w:val="0"/>
+                <w:color w:val="000000"/>
+                <w:sz w:val="21"/>
+              </w:rPr>
+              <w:t>平方及能量和</w:t>
+            </w:r>
+          </w:p>
+        </w:tc>
+        <w:tc>
+          <w:tcPr>
+            <w:tcW w:type="dxa" w:w="6690"/>
+            <w:vAlign w:val="center"/>
+          </w:tcPr>
+          <w:p>
+            <w:pPr>
+              <w:spacing w:after="0" w:line="280" w:lineRule="exact"/>
+              <w:ind w:firstLine="0"/>
+              <w:jc w:val="left"/>
+            </w:pPr>
+            <w:r>
+              <w:rPr>
+                <w:rFonts w:ascii="Times New Roman" w:hAnsi="Times New Roman" w:eastAsia="宋体"/>
+                <w:b w:val="0"/>
+                <w:color w:val="000000"/>
+                <w:sz w:val="21"/>
+              </w:rPr>
+              <w:t>平方各 48 位；能量和 49 位无符号</w:t>
             </w:r>
           </w:p>
         </w:tc>
@@ -4308,486 +5243,926 @@
     </w:tbl>
     <w:p>
       <w:pPr>
-        <w:spacing w:line="300" w:lineRule="exact"/>
+        <w:spacing w:after="80" w:line="300" w:lineRule="exact" w:before="100"/>
         <w:ind w:firstLine="0"/>
         <w:jc w:val="both"/>
-        <w:rPr>
-          <w:lang w:eastAsia="zh-CN"/>
-        </w:rPr>
       </w:pPr>
       <w:r>
         <w:rPr>
+          <w:rFonts w:ascii="Times New Roman" w:hAnsi="Times New Roman" w:eastAsia="宋体"/>
+          <w:b w:val="0"/>
+          <w:color w:val="000000"/>
           <w:sz w:val="22"/>
-          <w:lang w:eastAsia="zh-CN"/>
-        </w:rPr>
-        <w:t>该源逐拍输出一个有符号样本，其位模式与第 1 节公开 IF2 文件的四电平量化含义不同。接收端直接按有符号数解释，00 必须保留为零。源中的导航序列经过简化，本方案面向捕获过程。</w:t>
-      </w:r>
-      <w:r>
-        <w:rPr>
-          <w:sz w:val="22"/>
-          <w:lang w:eastAsia="zh-CN"/>
-        </w:rPr>
-        <w:t xml:space="preserve"/>
-      </w:r>
-      <w:r>
-        <w:rPr>
-          <w:sz w:val="22"/>
-          <w:lang w:eastAsia="zh-CN"/>
-        </w:rPr>
-        <w:t/>
-      </w:r>
-      <w:r>
-        <w:rPr>
-          <w:sz w:val="22"/>
-          <w:lang w:eastAsia="zh-CN"/>
-        </w:rPr>
-        <w:t xml:space="preserve"/>
-      </w:r>
-      <w:r>
-        <w:rPr>
-          <w:sz w:val="22"/>
-          <w:lang w:eastAsia="zh-CN"/>
-        </w:rPr>
-        <w:t/>
-      </w:r>
-      <w:r>
-        <w:rPr>
-          <w:sz w:val="22"/>
-          <w:lang w:eastAsia="zh-CN"/>
-        </w:rPr>
-        <w:t xml:space="preserve"/>
-      </w:r>
-      <w:r>
-        <w:rPr>
-          <w:sz w:val="22"/>
-          <w:lang w:eastAsia="zh-CN"/>
-        </w:rPr>
-        <w:t/>
+        </w:rPr>
+        <w:t>即使按 2 位补码的全部范围保守估计，单个乘积绝对值不超过 14，16368 次累加的绝对值不超过 229152，24 位累加器能够覆盖。默认信号每个码片有 4 个非零载波样本；完全对齐时有效分支的累加绝对值为 2046×4×7=57288。载波系数的固定放大同时作用于错位与对齐结果，不改变二者的能量比。</w:t>
       </w:r>
     </w:p>
     <w:p>
       <w:pPr>
         <w:pStyle w:val="21"/>
-        <w:rPr>
-          <w:lang w:eastAsia="zh-CN"/>
-        </w:rPr>
+        <w:pageBreakBefore w:val="0"/>
       </w:pPr>
       <w:r>
-        <w:rPr>
-          <w:lang w:eastAsia="zh-CN"/>
-        </w:rPr>
-        <w:t xml:space="preserve">1.2 </w:t>
-      </w:r>
-      <w:r>
-        <w:rPr>
-          <w:rFonts w:ascii="宋体" w:eastAsia="宋体" w:hAnsi="宋体"/>
-          <w:lang w:eastAsia="zh-CN"/>
-        </w:rPr>
-        <w:t>搜索与能量判决</w:t>
+        <w:t>1.6 窗口结束与最后一个样本</w:t>
       </w:r>
     </w:p>
     <w:p>
       <w:pPr>
-        <w:spacing w:line="360" w:lineRule="exact"/>
+        <w:spacing w:after="80" w:line="360" w:lineRule="exact"/>
         <w:ind w:firstLine="482"/>
         <w:jc w:val="both"/>
-        <w:rPr>
-          <w:lang w:eastAsia="zh-CN"/>
-        </w:rPr>
       </w:pPr>
       <w:r>
         <w:rPr>
-          <w:lang w:eastAsia="zh-CN"/>
-        </w:rPr>
-        <w:t>本地码由独立的码发生器生成。接收机从起始位置</w:t>
-      </w:r>
-      <w:r>
-        <w:rPr>
-          <w:lang w:eastAsia="zh-CN"/>
-        </w:rPr>
-        <w:t xml:space="preserve"> 0 </w:t>
-      </w:r>
-      <w:r>
-        <w:rPr>
-          <w:lang w:eastAsia="zh-CN"/>
-        </w:rPr>
-        <w:t>开始，每轮处理</w:t>
-      </w:r>
-      <w:r>
-        <w:rPr>
-          <w:lang w:eastAsia="zh-CN"/>
-        </w:rPr>
-        <w:t xml:space="preserve"> 16368 </w:t>
-      </w:r>
-      <w:r>
-        <w:rPr>
-          <w:lang w:eastAsia="zh-CN"/>
-        </w:rPr>
-        <w:t>个有效样本；未达到门限时，将本地码的起始位置增加</w:t>
-      </w:r>
-      <w:r>
-        <w:rPr>
-          <w:lang w:eastAsia="zh-CN"/>
-        </w:rPr>
-        <w:t xml:space="preserve"> 1</w:t>
-      </w:r>
-      <w:r>
-        <w:rPr>
-          <w:lang w:eastAsia="zh-CN"/>
-        </w:rPr>
-        <w:t>，达到</w:t>
-      </w:r>
-      <w:r>
-        <w:rPr>
-          <w:lang w:eastAsia="zh-CN"/>
-        </w:rPr>
-        <w:t xml:space="preserve"> 2045 </w:t>
-      </w:r>
-      <w:r>
-        <w:rPr>
-          <w:lang w:eastAsia="zh-CN"/>
-        </w:rPr>
-        <w:t>后回到</w:t>
-      </w:r>
-      <w:r>
-        <w:rPr>
-          <w:lang w:eastAsia="zh-CN"/>
-        </w:rPr>
-        <w:t xml:space="preserve"> 0</w:t>
-      </w:r>
-      <w:r>
-        <w:rPr>
-          <w:lang w:eastAsia="zh-CN"/>
-        </w:rPr>
-        <w:t>。输入无效时，样本计数、本地码位置和载波位置均保持。信号源的调试码线仅供测试台显示和核对，不参与捕获判决。</w:t>
+          <w:rFonts w:ascii="Times New Roman" w:hAnsi="Times New Roman" w:eastAsia="宋体"/>
+          <w:b w:val="0"/>
+          <w:color w:val="000000"/>
+          <w:sz w:val="24"/>
+        </w:rPr>
+        <w:t>窗口是否完成由 sample_in_window 是否等于 16367 决定。组合逻辑先用当前乘积形成 next_i、next_q 和 next_energy，再在同一窗口结束拍提交结果，避免漏掉最后一个样本。</w:t>
+      </w:r>
+    </w:p>
+    <w:tbl>
+      <w:tblPr>
+        <w:tblW w:type="auto" w:w="0"/>
+        <w:jc w:val="center"/>
+        <w:tblLayout w:type="fixed"/>
+        <w:tblLook w:firstColumn="1" w:firstRow="1" w:lastColumn="0" w:lastRow="0" w:noHBand="0" w:noVBand="1" w:val="04A0"/>
+        <w:tblBorders>
+          <w:top w:val="single" w:sz="4" w:color="D9D9D9"/>
+          <w:left w:val="single" w:sz="4" w:color="D9D9D9"/>
+          <w:bottom w:val="single" w:sz="4" w:color="D9D9D9"/>
+          <w:right w:val="single" w:sz="4" w:color="D9D9D9"/>
+          <w:insideH w:val="single" w:sz="4" w:color="D9D9D9"/>
+          <w:insideV w:val="single" w:sz="4" w:color="D9D9D9"/>
+        </w:tblBorders>
+        <w:tblCellMar>
+          <w:top w:w="75" w:type="dxa"/>
+          <w:bottom w:w="75" w:type="dxa"/>
+          <w:left w:w="100" w:type="dxa"/>
+          <w:right w:w="100" w:type="dxa"/>
+        </w:tblCellMar>
+      </w:tblPr>
+      <w:tblGrid>
+        <w:gridCol w:w="2381"/>
+        <w:gridCol w:w="6690"/>
+      </w:tblGrid>
+      <w:tr>
+        <w:trPr>
+          <w:cantSplit/>
+          <w:tblHeader/>
+        </w:trPr>
+        <w:tc>
+          <w:tcPr>
+            <w:tcW w:type="dxa" w:w="2381"/>
+            <w:vAlign w:val="center"/>
+            <w:shd w:fill="F2F2F2"/>
+          </w:tcPr>
+          <w:p>
+            <w:pPr>
+              <w:spacing w:after="0" w:line="280" w:lineRule="exact"/>
+              <w:ind w:firstLine="0"/>
+              <w:jc w:val="center"/>
+            </w:pPr>
+            <w:r>
+              <w:rPr>
+                <w:rFonts w:ascii="Times New Roman" w:hAnsi="Times New Roman" w:eastAsia="宋体"/>
+                <w:b/>
+                <w:color w:val="000000"/>
+                <w:sz w:val="21"/>
+              </w:rPr>
+              <w:t>处理时点</w:t>
+            </w:r>
+          </w:p>
+        </w:tc>
+        <w:tc>
+          <w:tcPr>
+            <w:tcW w:type="dxa" w:w="6690"/>
+            <w:vAlign w:val="center"/>
+            <w:shd w:fill="F2F2F2"/>
+          </w:tcPr>
+          <w:p>
+            <w:pPr>
+              <w:spacing w:after="0" w:line="280" w:lineRule="exact"/>
+              <w:ind w:firstLine="0"/>
+              <w:jc w:val="center"/>
+            </w:pPr>
+            <w:r>
+              <w:rPr>
+                <w:rFonts w:ascii="Times New Roman" w:hAnsi="Times New Roman" w:eastAsia="宋体"/>
+                <w:b/>
+                <w:color w:val="000000"/>
+                <w:sz w:val="21"/>
+              </w:rPr>
+              <w:t>执行内容</w:t>
+            </w:r>
+          </w:p>
+        </w:tc>
+      </w:tr>
+      <w:tr>
+        <w:trPr>
+          <w:cantSplit/>
+        </w:trPr>
+        <w:tc>
+          <w:tcPr>
+            <w:tcW w:type="dxa" w:w="2381"/>
+            <w:vAlign w:val="center"/>
+          </w:tcPr>
+          <w:p>
+            <w:pPr>
+              <w:spacing w:after="0" w:line="280" w:lineRule="exact"/>
+              <w:ind w:firstLine="0"/>
+              <w:jc w:val="left"/>
+            </w:pPr>
+            <w:r>
+              <w:rPr>
+                <w:rFonts w:ascii="Times New Roman" w:hAnsi="Times New Roman" w:eastAsia="宋体"/>
+                <w:b w:val="0"/>
+                <w:color w:val="000000"/>
+                <w:sz w:val="21"/>
+              </w:rPr>
+              <w:t>本轮最后一个样本到达前</w:t>
+            </w:r>
+          </w:p>
+        </w:tc>
+        <w:tc>
+          <w:tcPr>
+            <w:tcW w:type="dxa" w:w="6690"/>
+            <w:vAlign w:val="center"/>
+          </w:tcPr>
+          <w:p>
+            <w:pPr>
+              <w:spacing w:after="0" w:line="280" w:lineRule="exact"/>
+              <w:ind w:firstLine="0"/>
+              <w:jc w:val="left"/>
+            </w:pPr>
+            <w:r>
+              <w:rPr>
+                <w:rFonts w:ascii="Times New Roman" w:hAnsi="Times New Roman" w:eastAsia="宋体"/>
+                <w:b w:val="0"/>
+                <w:color w:val="000000"/>
+                <w:sz w:val="21"/>
+              </w:rPr>
+              <w:t>累加寄存器已包含前 16367 个有效样本</w:t>
+            </w:r>
+          </w:p>
+        </w:tc>
+      </w:tr>
+      <w:tr>
+        <w:trPr>
+          <w:cantSplit/>
+        </w:trPr>
+        <w:tc>
+          <w:tcPr>
+            <w:tcW w:type="dxa" w:w="2381"/>
+            <w:vAlign w:val="center"/>
+          </w:tcPr>
+          <w:p>
+            <w:pPr>
+              <w:spacing w:after="0" w:line="280" w:lineRule="exact"/>
+              <w:ind w:firstLine="0"/>
+              <w:jc w:val="left"/>
+            </w:pPr>
+            <w:r>
+              <w:rPr>
+                <w:rFonts w:ascii="Times New Roman" w:hAnsi="Times New Roman" w:eastAsia="宋体"/>
+                <w:b w:val="0"/>
+                <w:color w:val="000000"/>
+                <w:sz w:val="21"/>
+              </w:rPr>
+              <w:t>组合计算</w:t>
+            </w:r>
+          </w:p>
+        </w:tc>
+        <w:tc>
+          <w:tcPr>
+            <w:tcW w:type="dxa" w:w="6690"/>
+            <w:vAlign w:val="center"/>
+          </w:tcPr>
+          <w:p>
+            <w:pPr>
+              <w:spacing w:after="0" w:line="280" w:lineRule="exact"/>
+              <w:ind w:firstLine="0"/>
+              <w:jc w:val="left"/>
+            </w:pPr>
+            <w:r>
+              <w:rPr>
+                <w:rFonts w:ascii="Times New Roman" w:hAnsi="Times New Roman" w:eastAsia="宋体"/>
+                <w:b w:val="0"/>
+                <w:color w:val="000000"/>
+                <w:sz w:val="21"/>
+              </w:rPr>
+              <w:t>将当前乘积加入，得到包含全部 16368 个样本的 next_i、next_q</w:t>
+            </w:r>
+          </w:p>
+        </w:tc>
+      </w:tr>
+      <w:tr>
+        <w:trPr>
+          <w:cantSplit/>
+        </w:trPr>
+        <w:tc>
+          <w:tcPr>
+            <w:tcW w:type="dxa" w:w="2381"/>
+            <w:vAlign w:val="center"/>
+          </w:tcPr>
+          <w:p>
+            <w:pPr>
+              <w:spacing w:after="0" w:line="280" w:lineRule="exact"/>
+              <w:ind w:firstLine="0"/>
+              <w:jc w:val="left"/>
+            </w:pPr>
+            <w:r>
+              <w:rPr>
+                <w:rFonts w:ascii="Times New Roman" w:hAnsi="Times New Roman" w:eastAsia="宋体"/>
+                <w:b w:val="0"/>
+                <w:color w:val="000000"/>
+                <w:sz w:val="21"/>
+              </w:rPr>
+              <w:t>窗口结束的时钟沿</w:t>
+            </w:r>
+          </w:p>
+        </w:tc>
+        <w:tc>
+          <w:tcPr>
+            <w:tcW w:type="dxa" w:w="6690"/>
+            <w:vAlign w:val="center"/>
+          </w:tcPr>
+          <w:p>
+            <w:pPr>
+              <w:spacing w:after="0" w:line="280" w:lineRule="exact"/>
+              <w:ind w:firstLine="0"/>
+              <w:jc w:val="left"/>
+            </w:pPr>
+            <w:r>
+              <w:rPr>
+                <w:rFonts w:ascii="Times New Roman" w:hAnsi="Times New Roman" w:eastAsia="宋体"/>
+                <w:b w:val="0"/>
+                <w:color w:val="000000"/>
+                <w:sz w:val="21"/>
+              </w:rPr>
+              <w:t>锁存 I、Q、energy、result_phase，dump 置 1，并作门限判定</w:t>
+            </w:r>
+          </w:p>
+        </w:tc>
+      </w:tr>
+      <w:tr>
+        <w:trPr>
+          <w:cantSplit/>
+        </w:trPr>
+        <w:tc>
+          <w:tcPr>
+            <w:tcW w:type="dxa" w:w="2381"/>
+            <w:vAlign w:val="center"/>
+          </w:tcPr>
+          <w:p>
+            <w:pPr>
+              <w:spacing w:after="0" w:line="280" w:lineRule="exact"/>
+              <w:ind w:firstLine="0"/>
+              <w:jc w:val="left"/>
+            </w:pPr>
+            <w:r>
+              <w:rPr>
+                <w:rFonts w:ascii="Times New Roman" w:hAnsi="Times New Roman" w:eastAsia="宋体"/>
+                <w:b w:val="0"/>
+                <w:color w:val="000000"/>
+                <w:sz w:val="21"/>
+              </w:rPr>
+              <w:t>开始下一窗口</w:t>
+            </w:r>
+          </w:p>
+        </w:tc>
+        <w:tc>
+          <w:tcPr>
+            <w:tcW w:type="dxa" w:w="6690"/>
+            <w:vAlign w:val="center"/>
+          </w:tcPr>
+          <w:p>
+            <w:pPr>
+              <w:spacing w:after="0" w:line="280" w:lineRule="exact"/>
+              <w:ind w:firstLine="0"/>
+              <w:jc w:val="left"/>
+            </w:pPr>
+            <w:r>
+              <w:rPr>
+                <w:rFonts w:ascii="Times New Roman" w:hAnsi="Times New Roman" w:eastAsia="宋体"/>
+                <w:b w:val="0"/>
+                <w:color w:val="000000"/>
+                <w:sz w:val="21"/>
+              </w:rPr>
+              <w:t>清零累加器与窗口计数；失败则移位，成功则保持位置</w:t>
+            </w:r>
+          </w:p>
+        </w:tc>
+      </w:tr>
+    </w:tbl>
+    <w:p>
+      <w:pPr>
+        <w:spacing w:after="80" w:line="300" w:lineRule="exact" w:before="100"/>
+        <w:ind w:firstLine="0"/>
+        <w:jc w:val="both"/>
+      </w:pPr>
+      <w:r>
+        <w:rPr>
+          <w:rFonts w:ascii="Times New Roman" w:hAnsi="Times New Roman" w:eastAsia="宋体"/>
+          <w:b w:val="0"/>
+          <w:color w:val="000000"/>
+          <w:sz w:val="22"/>
+        </w:rPr>
+        <w:t>dump 只持续一个时钟周期。即使 if_valid 在窗口结束后的若干拍无效，dump 也不会被拉长。结果寄存器则保持上次完整窗口的数据，直到下一次窗口结束。</w:t>
       </w:r>
     </w:p>
     <w:p>
       <w:pPr>
-        <w:spacing w:line="360" w:lineRule="exact"/>
+        <w:pStyle w:val="21"/>
+        <w:pageBreakBefore/>
+      </w:pPr>
+      <w:r>
+        <w:t>1.7 接口与观测信号</w:t>
+      </w:r>
+    </w:p>
+    <w:tbl>
+      <w:tblPr>
+        <w:tblW w:type="auto" w:w="0"/>
+        <w:jc w:val="center"/>
+        <w:tblLayout w:type="fixed"/>
+        <w:tblLook w:firstColumn="1" w:firstRow="1" w:lastColumn="0" w:lastRow="0" w:noHBand="0" w:noVBand="1" w:val="04A0"/>
+        <w:tblBorders>
+          <w:top w:val="single" w:sz="4" w:color="D9D9D9"/>
+          <w:left w:val="single" w:sz="4" w:color="D9D9D9"/>
+          <w:bottom w:val="single" w:sz="4" w:color="D9D9D9"/>
+          <w:right w:val="single" w:sz="4" w:color="D9D9D9"/>
+          <w:insideH w:val="single" w:sz="4" w:color="D9D9D9"/>
+          <w:insideV w:val="single" w:sz="4" w:color="D9D9D9"/>
+        </w:tblBorders>
+        <w:tblCellMar>
+          <w:top w:w="75" w:type="dxa"/>
+          <w:bottom w:w="75" w:type="dxa"/>
+          <w:left w:w="100" w:type="dxa"/>
+          <w:right w:w="100" w:type="dxa"/>
+        </w:tblCellMar>
+      </w:tblPr>
+      <w:tblGrid>
+        <w:gridCol w:w="3005"/>
+        <w:gridCol w:w="6066"/>
+      </w:tblGrid>
+      <w:tr>
+        <w:trPr>
+          <w:cantSplit/>
+          <w:tblHeader/>
+        </w:trPr>
+        <w:tc>
+          <w:tcPr>
+            <w:tcW w:type="dxa" w:w="3005"/>
+            <w:vAlign w:val="center"/>
+            <w:shd w:fill="F2F2F2"/>
+          </w:tcPr>
+          <w:p>
+            <w:pPr>
+              <w:spacing w:after="0" w:line="280" w:lineRule="exact"/>
+              <w:ind w:firstLine="0"/>
+              <w:jc w:val="center"/>
+            </w:pPr>
+            <w:r>
+              <w:rPr>
+                <w:rFonts w:ascii="Times New Roman" w:hAnsi="Times New Roman" w:eastAsia="宋体"/>
+                <w:b/>
+                <w:color w:val="000000"/>
+                <w:sz w:val="21"/>
+              </w:rPr>
+              <w:t>信号</w:t>
+            </w:r>
+          </w:p>
+        </w:tc>
+        <w:tc>
+          <w:tcPr>
+            <w:tcW w:type="dxa" w:w="6066"/>
+            <w:vAlign w:val="center"/>
+            <w:shd w:fill="F2F2F2"/>
+          </w:tcPr>
+          <w:p>
+            <w:pPr>
+              <w:spacing w:after="0" w:line="280" w:lineRule="exact"/>
+              <w:ind w:firstLine="0"/>
+              <w:jc w:val="center"/>
+            </w:pPr>
+            <w:r>
+              <w:rPr>
+                <w:rFonts w:ascii="Times New Roman" w:hAnsi="Times New Roman" w:eastAsia="宋体"/>
+                <w:b/>
+                <w:color w:val="000000"/>
+                <w:sz w:val="21"/>
+              </w:rPr>
+              <w:t>含义与时序约定</w:t>
+            </w:r>
+          </w:p>
+        </w:tc>
+      </w:tr>
+      <w:tr>
+        <w:trPr>
+          <w:cantSplit/>
+        </w:trPr>
+        <w:tc>
+          <w:tcPr>
+            <w:tcW w:type="dxa" w:w="3005"/>
+            <w:vAlign w:val="center"/>
+          </w:tcPr>
+          <w:p>
+            <w:pPr>
+              <w:spacing w:after="0" w:line="280" w:lineRule="exact"/>
+              <w:ind w:firstLine="0"/>
+              <w:jc w:val="left"/>
+            </w:pPr>
+            <w:r>
+              <w:rPr>
+                <w:rFonts w:ascii="Times New Roman" w:hAnsi="Times New Roman" w:eastAsia="宋体"/>
+                <w:b w:val="0"/>
+                <w:color w:val="000000"/>
+                <w:sz w:val="21"/>
+              </w:rPr>
+              <w:t>start 与 ready</w:t>
+            </w:r>
+          </w:p>
+        </w:tc>
+        <w:tc>
+          <w:tcPr>
+            <w:tcW w:type="dxa" w:w="6066"/>
+            <w:vAlign w:val="center"/>
+          </w:tcPr>
+          <w:p>
+            <w:pPr>
+              <w:spacing w:after="0" w:line="280" w:lineRule="exact"/>
+              <w:ind w:firstLine="0"/>
+              <w:jc w:val="left"/>
+            </w:pPr>
+            <w:r>
+              <w:rPr>
+                <w:rFonts w:ascii="Times New Roman" w:hAnsi="Times New Roman" w:eastAsia="宋体"/>
+                <w:b w:val="0"/>
+                <w:color w:val="000000"/>
+                <w:sz w:val="21"/>
+              </w:rPr>
+              <w:t>start 发起初始化；ready 表示码表已备妥，可以处理有效样本</w:t>
+            </w:r>
+          </w:p>
+        </w:tc>
+      </w:tr>
+      <w:tr>
+        <w:trPr>
+          <w:cantSplit/>
+        </w:trPr>
+        <w:tc>
+          <w:tcPr>
+            <w:tcW w:type="dxa" w:w="3005"/>
+            <w:vAlign w:val="center"/>
+          </w:tcPr>
+          <w:p>
+            <w:pPr>
+              <w:spacing w:after="0" w:line="280" w:lineRule="exact"/>
+              <w:ind w:firstLine="0"/>
+              <w:jc w:val="left"/>
+            </w:pPr>
+            <w:r>
+              <w:rPr>
+                <w:rFonts w:ascii="Times New Roman" w:hAnsi="Times New Roman" w:eastAsia="宋体"/>
+                <w:b w:val="0"/>
+                <w:color w:val="000000"/>
+                <w:sz w:val="21"/>
+              </w:rPr>
+              <w:t>if_sample 与 if_valid</w:t>
+            </w:r>
+          </w:p>
+        </w:tc>
+        <w:tc>
+          <w:tcPr>
+            <w:tcW w:type="dxa" w:w="6066"/>
+            <w:vAlign w:val="center"/>
+          </w:tcPr>
+          <w:p>
+            <w:pPr>
+              <w:spacing w:after="0" w:line="280" w:lineRule="exact"/>
+              <w:ind w:firstLine="0"/>
+              <w:jc w:val="left"/>
+            </w:pPr>
+            <w:r>
+              <w:rPr>
+                <w:rFonts w:ascii="Times New Roman" w:hAnsi="Times New Roman" w:eastAsia="宋体"/>
+                <w:b w:val="0"/>
+                <w:color w:val="000000"/>
+                <w:sz w:val="21"/>
+              </w:rPr>
+              <w:t>输入样本及有效标志；仅在 ready 和 if_valid 同时为 1 时处理</w:t>
+            </w:r>
+          </w:p>
+        </w:tc>
+      </w:tr>
+      <w:tr>
+        <w:trPr>
+          <w:cantSplit/>
+        </w:trPr>
+        <w:tc>
+          <w:tcPr>
+            <w:tcW w:type="dxa" w:w="3005"/>
+            <w:vAlign w:val="center"/>
+          </w:tcPr>
+          <w:p>
+            <w:pPr>
+              <w:spacing w:after="0" w:line="280" w:lineRule="exact"/>
+              <w:ind w:firstLine="0"/>
+              <w:jc w:val="left"/>
+            </w:pPr>
+            <w:r>
+              <w:rPr>
+                <w:rFonts w:ascii="Times New Roman" w:hAnsi="Times New Roman" w:eastAsia="宋体"/>
+                <w:b w:val="0"/>
+                <w:color w:val="000000"/>
+                <w:sz w:val="21"/>
+              </w:rPr>
+              <w:t>candidate_phase</w:t>
+            </w:r>
+          </w:p>
+        </w:tc>
+        <w:tc>
+          <w:tcPr>
+            <w:tcW w:type="dxa" w:w="6066"/>
+            <w:vAlign w:val="center"/>
+          </w:tcPr>
+          <w:p>
+            <w:pPr>
+              <w:spacing w:after="0" w:line="280" w:lineRule="exact"/>
+              <w:ind w:firstLine="0"/>
+              <w:jc w:val="left"/>
+            </w:pPr>
+            <w:r>
+              <w:rPr>
+                <w:rFonts w:ascii="Times New Roman" w:hAnsi="Times New Roman" w:eastAsia="宋体"/>
+                <w:b w:val="0"/>
+                <w:color w:val="000000"/>
+                <w:sz w:val="21"/>
+              </w:rPr>
+              <w:t>正在处理的候选起始位置</w:t>
+            </w:r>
+          </w:p>
+        </w:tc>
+      </w:tr>
+      <w:tr>
+        <w:trPr>
+          <w:cantSplit/>
+        </w:trPr>
+        <w:tc>
+          <w:tcPr>
+            <w:tcW w:type="dxa" w:w="3005"/>
+            <w:vAlign w:val="center"/>
+          </w:tcPr>
+          <w:p>
+            <w:pPr>
+              <w:spacing w:after="0" w:line="280" w:lineRule="exact"/>
+              <w:ind w:firstLine="0"/>
+              <w:jc w:val="left"/>
+            </w:pPr>
+            <w:r>
+              <w:rPr>
+                <w:rFonts w:ascii="Times New Roman" w:hAnsi="Times New Roman" w:eastAsia="宋体"/>
+                <w:b w:val="0"/>
+                <w:color w:val="000000"/>
+                <w:sz w:val="21"/>
+              </w:rPr>
+              <w:t>result_phase 与 energy</w:t>
+            </w:r>
+          </w:p>
+        </w:tc>
+        <w:tc>
+          <w:tcPr>
+            <w:tcW w:type="dxa" w:w="6066"/>
+            <w:vAlign w:val="center"/>
+          </w:tcPr>
+          <w:p>
+            <w:pPr>
+              <w:spacing w:after="0" w:line="280" w:lineRule="exact"/>
+              <w:ind w:firstLine="0"/>
+              <w:jc w:val="left"/>
+            </w:pPr>
+            <w:r>
+              <w:rPr>
+                <w:rFonts w:ascii="Times New Roman" w:hAnsi="Times New Roman" w:eastAsia="宋体"/>
+                <w:b w:val="0"/>
+                <w:color w:val="000000"/>
+                <w:sz w:val="21"/>
+              </w:rPr>
+              <w:t>刚完成窗口的位置和能量，二者在同一结束拍更新</w:t>
+            </w:r>
+          </w:p>
+        </w:tc>
+      </w:tr>
+      <w:tr>
+        <w:trPr>
+          <w:cantSplit/>
+        </w:trPr>
+        <w:tc>
+          <w:tcPr>
+            <w:tcW w:type="dxa" w:w="3005"/>
+            <w:vAlign w:val="center"/>
+          </w:tcPr>
+          <w:p>
+            <w:pPr>
+              <w:spacing w:after="0" w:line="280" w:lineRule="exact"/>
+              <w:ind w:firstLine="0"/>
+              <w:jc w:val="left"/>
+            </w:pPr>
+            <w:r>
+              <w:rPr>
+                <w:rFonts w:ascii="Times New Roman" w:hAnsi="Times New Roman" w:eastAsia="宋体"/>
+                <w:b w:val="0"/>
+                <w:color w:val="000000"/>
+                <w:sz w:val="21"/>
+              </w:rPr>
+              <w:t>i_result 与 q_result</w:t>
+            </w:r>
+          </w:p>
+        </w:tc>
+        <w:tc>
+          <w:tcPr>
+            <w:tcW w:type="dxa" w:w="6066"/>
+            <w:vAlign w:val="center"/>
+          </w:tcPr>
+          <w:p>
+            <w:pPr>
+              <w:spacing w:after="0" w:line="280" w:lineRule="exact"/>
+              <w:ind w:firstLine="0"/>
+              <w:jc w:val="left"/>
+            </w:pPr>
+            <w:r>
+              <w:rPr>
+                <w:rFonts w:ascii="Times New Roman" w:hAnsi="Times New Roman" w:eastAsia="宋体"/>
+                <w:b w:val="0"/>
+                <w:color w:val="000000"/>
+                <w:sz w:val="21"/>
+              </w:rPr>
+              <w:t>刚完成窗口的两路有符号累加值</w:t>
+            </w:r>
+          </w:p>
+        </w:tc>
+      </w:tr>
+      <w:tr>
+        <w:trPr>
+          <w:cantSplit/>
+        </w:trPr>
+        <w:tc>
+          <w:tcPr>
+            <w:tcW w:type="dxa" w:w="3005"/>
+            <w:vAlign w:val="center"/>
+          </w:tcPr>
+          <w:p>
+            <w:pPr>
+              <w:spacing w:after="0" w:line="280" w:lineRule="exact"/>
+              <w:ind w:firstLine="0"/>
+              <w:jc w:val="left"/>
+            </w:pPr>
+            <w:r>
+              <w:rPr>
+                <w:rFonts w:ascii="Times New Roman" w:hAnsi="Times New Roman" w:eastAsia="宋体"/>
+                <w:b w:val="0"/>
+                <w:color w:val="000000"/>
+                <w:sz w:val="21"/>
+              </w:rPr>
+              <w:t>dump 与 result_window</w:t>
+            </w:r>
+          </w:p>
+        </w:tc>
+        <w:tc>
+          <w:tcPr>
+            <w:tcW w:type="dxa" w:w="6066"/>
+            <w:vAlign w:val="center"/>
+          </w:tcPr>
+          <w:p>
+            <w:pPr>
+              <w:spacing w:after="0" w:line="280" w:lineRule="exact"/>
+              <w:ind w:firstLine="0"/>
+              <w:jc w:val="left"/>
+            </w:pPr>
+            <w:r>
+              <w:rPr>
+                <w:rFonts w:ascii="Times New Roman" w:hAnsi="Times New Roman" w:eastAsia="宋体"/>
+                <w:b w:val="0"/>
+                <w:color w:val="000000"/>
+                <w:sz w:val="21"/>
+              </w:rPr>
+              <w:t>窗口完成提示及已完成窗口数量</w:t>
+            </w:r>
+          </w:p>
+        </w:tc>
+      </w:tr>
+      <w:tr>
+        <w:trPr>
+          <w:cantSplit/>
+        </w:trPr>
+        <w:tc>
+          <w:tcPr>
+            <w:tcW w:type="dxa" w:w="3005"/>
+            <w:vAlign w:val="center"/>
+          </w:tcPr>
+          <w:p>
+            <w:pPr>
+              <w:spacing w:after="0" w:line="280" w:lineRule="exact"/>
+              <w:ind w:firstLine="0"/>
+              <w:jc w:val="left"/>
+            </w:pPr>
+            <w:r>
+              <w:rPr>
+                <w:rFonts w:ascii="Times New Roman" w:hAnsi="Times New Roman" w:eastAsia="宋体"/>
+                <w:b w:val="0"/>
+                <w:color w:val="000000"/>
+                <w:sz w:val="21"/>
+              </w:rPr>
+              <w:t>capture 与 capture_phase</w:t>
+            </w:r>
+          </w:p>
+        </w:tc>
+        <w:tc>
+          <w:tcPr>
+            <w:tcW w:type="dxa" w:w="6066"/>
+            <w:vAlign w:val="center"/>
+          </w:tcPr>
+          <w:p>
+            <w:pPr>
+              <w:spacing w:after="0" w:line="280" w:lineRule="exact"/>
+              <w:ind w:firstLine="0"/>
+              <w:jc w:val="left"/>
+            </w:pPr>
+            <w:r>
+              <w:rPr>
+                <w:rFonts w:ascii="Times New Roman" w:hAnsi="Times New Roman" w:eastAsia="宋体"/>
+                <w:b w:val="0"/>
+                <w:color w:val="000000"/>
+                <w:sz w:val="21"/>
+              </w:rPr>
+              <w:t>成功标志及首次成功位置；保持到复位或重新启动</w:t>
+            </w:r>
+          </w:p>
+        </w:tc>
+      </w:tr>
+      <w:tr>
+        <w:trPr>
+          <w:cantSplit/>
+        </w:trPr>
+        <w:tc>
+          <w:tcPr>
+            <w:tcW w:type="dxa" w:w="3005"/>
+            <w:vAlign w:val="center"/>
+          </w:tcPr>
+          <w:p>
+            <w:pPr>
+              <w:spacing w:after="0" w:line="280" w:lineRule="exact"/>
+              <w:ind w:firstLine="0"/>
+              <w:jc w:val="left"/>
+            </w:pPr>
+            <w:r>
+              <w:rPr>
+                <w:rFonts w:ascii="Times New Roman" w:hAnsi="Times New Roman" w:eastAsia="宋体"/>
+                <w:b w:val="0"/>
+                <w:color w:val="000000"/>
+                <w:sz w:val="21"/>
+              </w:rPr>
+              <w:t>local_prn_bit</w:t>
+            </w:r>
+          </w:p>
+        </w:tc>
+        <w:tc>
+          <w:tcPr>
+            <w:tcW w:type="dxa" w:w="6066"/>
+            <w:vAlign w:val="center"/>
+          </w:tcPr>
+          <w:p>
+            <w:pPr>
+              <w:spacing w:after="0" w:line="280" w:lineRule="exact"/>
+              <w:ind w:firstLine="0"/>
+              <w:jc w:val="left"/>
+            </w:pPr>
+            <w:r>
+              <w:rPr>
+                <w:rFonts w:ascii="Times New Roman" w:hAnsi="Times New Roman" w:eastAsia="宋体"/>
+                <w:b w:val="0"/>
+                <w:color w:val="000000"/>
+                <w:sz w:val="21"/>
+              </w:rPr>
+              <w:t>当前输入样本所使用的本地码，供观测与核对</w:t>
+            </w:r>
+          </w:p>
+        </w:tc>
+      </w:tr>
+    </w:tbl>
+    <w:p>
+      <w:pPr>
+        <w:spacing w:after="80" w:line="360" w:lineRule="exact" w:before="100"/>
         <w:ind w:firstLine="482"/>
         <w:jc w:val="both"/>
-        <w:rPr>
-          <w:lang w:eastAsia="zh-CN"/>
-        </w:rPr>
       </w:pPr>
       <w:r>
         <w:rPr>
-          <w:lang w:eastAsia="zh-CN"/>
-        </w:rPr>
-        <w:t>每个样本与本地载波及本地码相乘，分别累加得到</w:t>
-      </w:r>
-      <w:r>
-        <w:rPr>
-          <w:lang w:eastAsia="zh-CN"/>
-        </w:rPr>
-        <w:t xml:space="preserve"> I</w:t>
-      </w:r>
-      <w:r>
-        <w:rPr>
-          <w:lang w:eastAsia="zh-CN"/>
-        </w:rPr>
-        <w:t>、</w:t>
-      </w:r>
-      <w:r>
-        <w:rPr>
-          <w:lang w:eastAsia="zh-CN"/>
-        </w:rPr>
-        <w:t>Q</w:t>
-      </w:r>
-      <w:r>
-        <w:rPr>
-          <w:lang w:eastAsia="zh-CN"/>
-        </w:rPr>
-        <w:t>。最后一个样本计入后，再计算并锁存相关能量：</w:t>
+          <w:rFonts w:ascii="Times New Roman" w:hAnsi="Times New Roman" w:eastAsia="宋体"/>
+          <w:b w:val="0"/>
+          <w:color w:val="000000"/>
+          <w:sz w:val="24"/>
+        </w:rPr>
+        <w:t>失败窗口结束时，result_phase 保存刚尝试的位置，而 candidate_phase 可已更新到下一位置。因此 energy 必须与同拍锁存的 result_phase 配对解释；正在显示的本地码可能属于下一窗口。实验观测以 dump 标记结果更新边界。</w:t>
       </w:r>
     </w:p>
     <w:p>
       <w:pPr>
-        <w:spacing w:after="100" w:line="380" w:lineRule="exact"/>
-        <w:jc w:val="center"/>
+        <w:pStyle w:val="21"/>
+        <w:pageBreakBefore w:val="0"/>
       </w:pPr>
-      <m:oMathPara>
-        <m:oMath>
-          <m:r>
-            <w:rPr>
-              <w:rFonts w:ascii="Cambria Math" w:hAnsi="Cambria Math"/>
-            </w:rPr>
-            <m:t xml:space="preserve">E = </m:t>
-          </m:r>
-          <m:sSup>
-            <m:sSupPr>
-              <m:ctrlPr>
-                <w:rPr>
-                  <w:rFonts w:ascii="Cambria Math" w:hAnsi="Cambria Math"/>
-                </w:rPr>
-              </m:ctrlPr>
-            </m:sSupPr>
-            <m:e>
-              <m:r>
-                <w:rPr>
-                  <w:rFonts w:ascii="Cambria Math" w:hAnsi="Cambria Math"/>
-                </w:rPr>
-                <m:t>I</m:t>
-              </m:r>
-            </m:e>
-            <m:sup>
-              <m:r>
-                <w:rPr>
-                  <w:rFonts w:ascii="Cambria Math" w:hAnsi="Cambria Math"/>
-                </w:rPr>
-                <m:t>2</m:t>
-              </m:r>
-            </m:sup>
-          </m:sSup>
-          <m:r>
-            <w:rPr>
-              <w:rFonts w:ascii="Cambria Math" w:hAnsi="Cambria Math"/>
-            </w:rPr>
-            <m:t xml:space="preserve"> + </m:t>
-          </m:r>
-          <m:sSup>
-            <m:sSupPr>
-              <m:ctrlPr>
-                <w:rPr>
-                  <w:rFonts w:ascii="Cambria Math" w:hAnsi="Cambria Math"/>
-                </w:rPr>
-              </m:ctrlPr>
-            </m:sSupPr>
-            <m:e>
-              <m:r>
-                <w:rPr>
-                  <w:rFonts w:ascii="Cambria Math" w:hAnsi="Cambria Math"/>
-                </w:rPr>
-                <m:t>Q</m:t>
-              </m:r>
-            </m:e>
-            <m:sup>
-              <m:r>
-                <w:rPr>
-                  <w:rFonts w:ascii="Cambria Math" w:hAnsi="Cambria Math"/>
-                </w:rPr>
-                <m:t>2</m:t>
-              </m:r>
-            </m:sup>
-          </m:sSup>
-        </m:oMath>
-      </m:oMathPara>
+      <w:r>
+        <w:t>1.8 启动 停顿与成功保持</w:t>
+      </w:r>
     </w:p>
     <w:p>
       <w:pPr>
-        <w:spacing w:line="300" w:lineRule="exact"/>
-        <w:ind w:firstLine="0"/>
+        <w:spacing w:after="80" w:line="360" w:lineRule="exact"/>
+        <w:ind w:firstLine="482"/>
         <w:jc w:val="both"/>
-        <w:rPr>
-          <w:lang w:eastAsia="zh-CN"/>
-        </w:rPr>
       </w:pPr>
       <w:r>
         <w:rPr>
-          <w:sz w:val="22"/>
-          <w:lang w:eastAsia="zh-CN"/>
-        </w:rPr>
-        <w:t>能量门限为</w:t>
-      </w:r>
-      <w:r>
-        <w:rPr>
-          <w:sz w:val="22"/>
-          <w:lang w:eastAsia="zh-CN"/>
-        </w:rPr>
-        <w:t xml:space="preserve"> 67 108 864</w:t>
-      </w:r>
-      <w:r>
-        <w:rPr>
-          <w:sz w:val="22"/>
-          <w:lang w:eastAsia="zh-CN"/>
-        </w:rPr>
-        <w:t>，即</w:t>
-      </w:r>
-      <w:r>
-        <w:rPr>
-          <w:sz w:val="22"/>
-          <w:lang w:eastAsia="zh-CN"/>
-        </w:rPr>
-        <w:t xml:space="preserve"> 8192 </w:t>
-      </w:r>
-      <w:r>
-        <w:rPr>
-          <w:sz w:val="22"/>
-          <w:lang w:eastAsia="zh-CN"/>
-        </w:rPr>
-        <w:t>的平方。</w:t>
-      </w:r>
-      <w:r>
-        <w:rPr>
-          <w:sz w:val="22"/>
-          <w:lang w:eastAsia="zh-CN"/>
-        </w:rPr>
-        <w:t xml:space="preserve">E </w:t>
-      </w:r>
-      <w:r>
-        <w:rPr>
-          <w:sz w:val="22"/>
-          <w:lang w:eastAsia="zh-CN"/>
-        </w:rPr>
-        <w:t>达到门限时置</w:t>
-      </w:r>
-      <w:r>
-        <w:rPr>
-          <w:sz w:val="22"/>
-          <w:lang w:eastAsia="zh-CN"/>
-        </w:rPr>
-        <w:t xml:space="preserve"> capture</w:t>
-      </w:r>
-      <w:r>
-        <w:rPr>
-          <w:sz w:val="22"/>
-          <w:lang w:eastAsia="zh-CN"/>
-        </w:rPr>
-        <w:t>，并保存成功位置；随后保持该位置继续比较。</w:t>
-      </w:r>
-      <w:r>
-        <w:rPr>
-          <w:sz w:val="22"/>
-          <w:lang w:eastAsia="zh-CN"/>
-        </w:rPr>
-        <w:t xml:space="preserve">dump </w:t>
-      </w:r>
-      <w:r>
-        <w:rPr>
-          <w:sz w:val="22"/>
-          <w:lang w:eastAsia="zh-CN"/>
-        </w:rPr>
-        <w:t>在每轮结束时输出一个时钟周期的提示。</w:t>
-      </w:r>
-      <w:r>
-        <w:rPr>
-          <w:sz w:val="22"/>
-          <w:lang w:eastAsia="zh-CN"/>
-        </w:rPr>
-        <w:t>I</w:t>
-      </w:r>
-      <w:r>
-        <w:rPr>
-          <w:sz w:val="22"/>
-          <w:lang w:eastAsia="zh-CN"/>
-        </w:rPr>
-        <w:t>、</w:t>
-      </w:r>
-      <w:r>
-        <w:rPr>
-          <w:sz w:val="22"/>
-          <w:lang w:eastAsia="zh-CN"/>
-        </w:rPr>
-        <w:t xml:space="preserve">Q </w:t>
-      </w:r>
-      <w:r>
-        <w:rPr>
-          <w:sz w:val="22"/>
-          <w:lang w:eastAsia="zh-CN"/>
-        </w:rPr>
-        <w:t>为</w:t>
-      </w:r>
-      <w:r>
-        <w:rPr>
-          <w:sz w:val="22"/>
-          <w:lang w:eastAsia="zh-CN"/>
-        </w:rPr>
-        <w:t xml:space="preserve"> 24 </w:t>
-      </w:r>
-      <w:r>
-        <w:rPr>
-          <w:sz w:val="22"/>
-          <w:lang w:eastAsia="zh-CN"/>
-        </w:rPr>
-        <w:t>位有符号数，平方采用</w:t>
-      </w:r>
-      <w:r>
-        <w:rPr>
-          <w:sz w:val="22"/>
-          <w:lang w:eastAsia="zh-CN"/>
-        </w:rPr>
-        <w:t xml:space="preserve"> 48 </w:t>
-      </w:r>
-      <w:r>
-        <w:rPr>
-          <w:sz w:val="22"/>
-          <w:lang w:eastAsia="zh-CN"/>
-        </w:rPr>
-        <w:t>位，能量之和采用</w:t>
-      </w:r>
-      <w:r>
-        <w:rPr>
-          <w:sz w:val="22"/>
-          <w:lang w:eastAsia="zh-CN"/>
-        </w:rPr>
-        <w:t xml:space="preserve"> 49 </w:t>
-      </w:r>
-      <w:r>
-        <w:rPr>
-          <w:sz w:val="22"/>
-          <w:lang w:eastAsia="zh-CN"/>
-        </w:rPr>
-        <w:t>位无符号数。</w:t>
+          <w:rFonts w:ascii="Times New Roman" w:hAnsi="Times New Roman" w:eastAsia="宋体"/>
+          <w:b w:val="0"/>
+          <w:color w:val="000000"/>
+          <w:sz w:val="24"/>
+        </w:rPr>
+        <w:t>复位清除 ready、capture、累加值与计数；重新启动也会清除已有结果并重建码表。输入无效时，累加器、码位置、载波位置及窗口计数保持，不消耗有效样本。窗口长度按实际接受的样本数确定，有停顿时其仿真时间可能超过 1 ms。</w:t>
       </w:r>
     </w:p>
     <w:p>
       <w:pPr>
-        <w:spacing w:line="300" w:lineRule="exact"/>
+        <w:spacing w:after="80" w:line="360" w:lineRule="exact"/>
+        <w:ind w:firstLine="482"/>
+        <w:jc w:val="both"/>
+      </w:pPr>
+      <w:r>
+        <w:rPr>
+          <w:rFonts w:ascii="Times New Roman" w:hAnsi="Times New Roman" w:eastAsia="宋体"/>
+          <w:b w:val="0"/>
+          <w:color w:val="000000"/>
+          <w:sz w:val="24"/>
+        </w:rPr>
+        <w:t>首次达到门限即置位 capture，后续固定在成功位置继续计算。演示中的后两轮是测试台安排的复核，不是捕获必须再等待的两个窗口。模块不根据后续低能量自动清除成功标志，也没有独立的搜索超时结束输出；需要新一次搜索时由外部重新启动。</w:t>
+      </w:r>
+    </w:p>
+    <w:p>
+      <w:pPr>
+        <w:pStyle w:val="21"/>
+        <w:pageBreakBefore w:val="0"/>
+      </w:pPr>
+      <w:r>
+        <w:t>1.9 独立核对与设计适用范围</w:t>
+      </w:r>
+    </w:p>
+    <w:p>
+      <w:pPr>
+        <w:spacing w:after="80" w:line="360" w:lineRule="exact"/>
+        <w:ind w:firstLine="482"/>
+        <w:jc w:val="both"/>
+      </w:pPr>
+      <w:r>
+        <w:rPr>
+          <w:rFonts w:ascii="Times New Roman" w:hAnsi="Times New Roman" w:eastAsia="宋体"/>
+          <w:b w:val="0"/>
+          <w:color w:val="000000"/>
+          <w:sz w:val="24"/>
+        </w:rPr>
+        <w:t>教师源的调试码线不接入捕获电路，仅由测试台核对。教师源的采样输出经过寄存器，因此显示的信号码延迟一个时钟，使其与输入样本对应；本地码则直接取接收机当前使用的码位。这样可以比较两条码线，同时保持接收判决独立。</w:t>
+      </w:r>
+    </w:p>
+    <w:p>
+      <w:pPr>
+        <w:spacing w:after="80" w:line="360" w:lineRule="exact"/>
+        <w:ind w:firstLine="482"/>
+        <w:jc w:val="both"/>
+      </w:pPr>
+      <w:r>
+        <w:rPr>
+          <w:rFonts w:ascii="Times New Roman" w:hAnsi="Times New Roman" w:eastAsia="宋体"/>
+          <w:b w:val="0"/>
+          <w:color w:val="000000"/>
+          <w:sz w:val="24"/>
+        </w:rPr>
+        <w:t>设计检查包括零输入不捕获、错误码不捕获、错误位置不捕获、最后一个样本计入、门限等号成立、无效拍保持及重启清零。默认参数下验收只覆盖 PRN 6、零多普勒和无噪声输入；不同输入幅度、频率偏差及噪声条件需要另行确定门限并验证。</w:t>
+      </w:r>
+    </w:p>
+    <w:p>
+      <w:pPr>
+        <w:spacing w:after="80" w:line="300" w:lineRule="exact"/>
         <w:ind w:firstLine="0"/>
         <w:jc w:val="both"/>
-        <w:rPr>
-          <w:lang w:eastAsia="zh-CN"/>
-        </w:rPr>
       </w:pPr>
       <w:r>
         <w:rPr>
+          <w:rFonts w:ascii="Times New Roman" w:hAnsi="Times New Roman" w:eastAsia="宋体"/>
+          <w:b w:val="0"/>
+          <w:color w:val="000000"/>
           <w:sz w:val="22"/>
-          <w:lang w:eastAsia="zh-CN"/>
-        </w:rPr>
-        <w:t>单星捕获的验收要求是对齐后的相关能量至少为未对齐能量的 100 倍，实验结果由配套实验报告中的波形截图和数值记录说明。</w:t>
-      </w:r>
-      <w:r>
-        <w:rPr>
-          <w:sz w:val="22"/>
-          <w:lang w:eastAsia="zh-CN"/>
-        </w:rPr>
-        <w:t xml:space="preserve"/>
-      </w:r>
-      <w:r>
-        <w:rPr>
-          <w:sz w:val="22"/>
-          <w:lang w:eastAsia="zh-CN"/>
-        </w:rPr>
-        <w:t/>
-      </w:r>
-      <w:r>
-        <w:rPr>
-          <w:sz w:val="22"/>
-          <w:lang w:eastAsia="zh-CN"/>
-        </w:rPr>
-        <w:t xml:space="preserve"/>
-      </w:r>
-      <w:r>
-        <w:rPr>
-          <w:sz w:val="22"/>
-          <w:lang w:eastAsia="zh-CN"/>
-        </w:rPr>
-        <w:t/>
-      </w:r>
-      <w:r>
-        <w:rPr>
-          <w:sz w:val="22"/>
-          <w:lang w:eastAsia="zh-CN"/>
-        </w:rPr>
-        <w:t xml:space="preserve"/>
-      </w:r>
-      <w:r>
-        <w:rPr>
-          <w:sz w:val="22"/>
-          <w:lang w:eastAsia="zh-CN"/>
-        </w:rPr>
-        <w:t/>
+        </w:rPr>
+        <w:t>实现讲解可依次查看 bdi_sliding_correlator.sv 中的 index_sum 地址计算、square_i 能量计算和 sample_in_window 窗口结束分支。仿真入口与截图位置见配套实验报告。</w:t>
       </w:r>
     </w:p>
     <w:sectPr>
